--- a/docs/export/README.docx
+++ b/docs/export/README.docx
@@ -824,6 +824,24 @@
               </w:rPr>
               <w:t xml:space="preserve">cellmesh</w:t>
             </w:r>
+            <w:r>
+              <w:t xml:space="preserve">,</w:t>
+            </w:r>
+            <w:r>
+              <w:t xml:space="preserve"> </w:t>
+            </w:r>
+            <w:r>
+              <w:rPr>
+                <w:rStyle w:val="VerbatimChar"/>
+              </w:rPr>
+              <w:t xml:space="preserve">scan</w:t>
+            </w:r>
+            <w:r>
+              <w:t xml:space="preserve"> </w:t>
+            </w:r>
+            <w:r>
+              <w:t xml:space="preserve">(Oracle-SCAN stable virtual endpoint)</w:t>
+            </w:r>
           </w:p>
         </w:tc>
       </w:tr>
@@ -880,6 +898,21 @@
               <w:rPr>
                 <w:rStyle w:val="VerbatimChar"/>
               </w:rPr>
+              <w:t xml:space="preserve">deltacrdt</w:t>
+            </w:r>
+            <w:r>
+              <w:t xml:space="preserve"> </w:t>
+            </w:r>
+            <w:r>
+              <w:t xml:space="preserve">(delta-state G/PN/OR-set/LWW-map),</w:t>
+            </w:r>
+            <w:r>
+              <w:t xml:space="preserve"> </w:t>
+            </w:r>
+            <w:r>
+              <w:rPr>
+                <w:rStyle w:val="VerbatimChar"/>
+              </w:rPr>
               <w:t xml:space="preserve">mvcc</w:t>
             </w:r>
             <w:r>
@@ -1169,7 +1202,22 @@
               <w:t xml:space="preserve"> </w:t>
             </w:r>
             <w:r>
-              <w:t xml:space="preserve">(local-vs-Chutes arbitration)</w:t>
+              <w:t xml:space="preserve">(local-vs-Chutes arbitration),</w:t>
+            </w:r>
+            <w:r>
+              <w:t xml:space="preserve"> </w:t>
+            </w:r>
+            <w:r>
+              <w:rPr>
+                <w:rStyle w:val="VerbatimChar"/>
+              </w:rPr>
+              <w:t xml:space="preserve">llmfailover</w:t>
+            </w:r>
+            <w:r>
+              <w:t xml:space="preserve"> </w:t>
+            </w:r>
+            <w:r>
+              <w:t xml:space="preserve">(error-classified failover taxonomy)</w:t>
             </w:r>
           </w:p>
         </w:tc>
@@ -1356,7 +1404,37 @@
               <w:t xml:space="preserve"> </w:t>
             </w:r>
             <w:r>
-              <w:t xml:space="preserve">(compute-multiplier catalog + attested scoring)</w:t>
+              <w:t xml:space="preserve">(compute-multiplier catalog + attested scoring),</w:t>
+            </w:r>
+            <w:r>
+              <w:t xml:space="preserve"> </w:t>
+            </w:r>
+            <w:r>
+              <w:rPr>
+                <w:rStyle w:val="VerbatimChar"/>
+              </w:rPr>
+              <w:t xml:space="preserve">gputopo</w:t>
+            </w:r>
+            <w:r>
+              <w:t xml:space="preserve"> </w:t>
+            </w:r>
+            <w:r>
+              <w:t xml:space="preserve">(NUMA/NVLink topology-aware placement),</w:t>
+            </w:r>
+            <w:r>
+              <w:t xml:space="preserve"> </w:t>
+            </w:r>
+            <w:r>
+              <w:rPr>
+                <w:rStyle w:val="VerbatimChar"/>
+              </w:rPr>
+              <w:t xml:space="preserve">balancemonitor</w:t>
+            </w:r>
+            <w:r>
+              <w:t xml:space="preserve"> </w:t>
+            </w:r>
+            <w:r>
+              <w:t xml:space="preserve">(USD balance floor warning)</w:t>
             </w:r>
           </w:p>
         </w:tc>
@@ -1900,7 +1978,22 @@
               <w:t xml:space="preserve"> </w:t>
             </w:r>
             <w:r>
-              <w:t xml:space="preserve">(VRAM-ratio attestation + BatchVerify KPI)</w:t>
+              <w:t xml:space="preserve">(VRAM-ratio attestation + BatchVerify KPI),</w:t>
+            </w:r>
+            <w:r>
+              <w:t xml:space="preserve"> </w:t>
+            </w:r>
+            <w:r>
+              <w:rPr>
+                <w:rStyle w:val="VerbatimChar"/>
+              </w:rPr>
+              <w:t xml:space="preserve">fsresidency</w:t>
+            </w:r>
+            <w:r>
+              <w:t xml:space="preserve"> </w:t>
+            </w:r>
+            <w:r>
+              <w:t xml:space="preserve">(per-range ReadAt + SHA-256 file-residency challenge)</w:t>
             </w:r>
           </w:p>
         </w:tc>
@@ -1991,7 +2084,22 @@
               <w:t xml:space="preserve"> </w:t>
             </w:r>
             <w:r>
-              <w:t xml:space="preserve">(Chutes API model-list + balance client)</w:t>
+              <w:t xml:space="preserve">(Chutes API model-list + balance client),</w:t>
+            </w:r>
+            <w:r>
+              <w:t xml:space="preserve"> </w:t>
+            </w:r>
+            <w:r>
+              <w:rPr>
+                <w:rStyle w:val="VerbatimChar"/>
+              </w:rPr>
+              <w:t xml:space="preserve">llmadapter</w:t>
+            </w:r>
+            <w:r>
+              <w:t xml:space="preserve"> </w:t>
+            </w:r>
+            <w:r>
+              <w:t xml:space="preserve">(Claude/OpenAI request/response shape adapters)</w:t>
             </w:r>
           </w:p>
         </w:tc>

--- a/docs/export/README.docx
+++ b/docs/export/README.docx
@@ -1362,6 +1362,21 @@
               <w:rPr>
                 <w:rStyle w:val="VerbatimChar"/>
               </w:rPr>
+              <w:t xml:space="preserve">devicecatalog</w:t>
+            </w:r>
+            <w:r>
+              <w:t xml:space="preserve"> </w:t>
+            </w:r>
+            <w:r>
+              <w:t xml:space="preserve">(machine-readable device taxonomy → tier/trust/compute-class lookup),</w:t>
+            </w:r>
+            <w:r>
+              <w:t xml:space="preserve"> </w:t>
+            </w:r>
+            <w:r>
+              <w:rPr>
+                <w:rStyle w:val="VerbatimChar"/>
+              </w:rPr>
               <w:t xml:space="preserve">tierdef</w:t>
             </w:r>
             <w:r>
@@ -1993,7 +2008,22 @@
               <w:t xml:space="preserve"> </w:t>
             </w:r>
             <w:r>
-              <w:t xml:space="preserve">(per-range ReadAt + SHA-256 file-residency challenge)</w:t>
+              <w:t xml:space="preserve">(per-range ReadAt + SHA-256 file-residency challenge),</w:t>
+            </w:r>
+            <w:r>
+              <w:t xml:space="preserve"> </w:t>
+            </w:r>
+            <w:r>
+              <w:rPr>
+                <w:rStyle w:val="VerbatimChar"/>
+              </w:rPr>
+              <w:t xml:space="preserve">exportcontrol</w:t>
+            </w:r>
+            <w:r>
+              <w:t xml:space="preserve"> </w:t>
+            </w:r>
+            <w:r>
+              <w:t xml:space="preserve">(country-tier KYC gate on controlled-GPU node onboarding)</w:t>
             </w:r>
           </w:p>
         </w:tc>
@@ -2070,6 +2100,36 @@
             </w:r>
             <w:r>
               <w:t xml:space="preserve">,</w:t>
+            </w:r>
+            <w:r>
+              <w:t xml:space="preserve"> </w:t>
+            </w:r>
+            <w:r>
+              <w:rPr>
+                <w:rStyle w:val="VerbatimChar"/>
+              </w:rPr>
+              <w:t xml:space="preserve">revenueopt</w:t>
+            </w:r>
+            <w:r>
+              <w:t xml:space="preserve"> </w:t>
+            </w:r>
+            <w:r>
+              <w:t xml:space="preserve">(greedy GPU→marketplace revenue maximiser, TEE→Chutes bias),</w:t>
+            </w:r>
+            <w:r>
+              <w:t xml:space="preserve"> </w:t>
+            </w:r>
+            <w:r>
+              <w:rPr>
+                <w:rStyle w:val="VerbatimChar"/>
+              </w:rPr>
+              <w:t xml:space="preserve">economics</w:t>
+            </w:r>
+            <w:r>
+              <w:t xml:space="preserve"> </w:t>
+            </w:r>
+            <w:r>
+              <w:t xml:space="preserve">(multi-token RewardDistributor with treasury/reinvest conservation + participant ROI/break-even),</w:t>
             </w:r>
             <w:r>
               <w:t xml:space="preserve"> </w:t>

--- a/docs/export/README.docx
+++ b/docs/export/README.docx
@@ -1217,7 +1217,22 @@
               <w:t xml:space="preserve"> </w:t>
             </w:r>
             <w:r>
-              <w:t xml:space="preserve">(error-classified failover taxonomy)</w:t>
+              <w:t xml:space="preserve">(error-classified failover taxonomy),</w:t>
+            </w:r>
+            <w:r>
+              <w:t xml:space="preserve"> </w:t>
+            </w:r>
+            <w:r>
+              <w:rPr>
+                <w:rStyle w:val="VerbatimChar"/>
+              </w:rPr>
+              <w:t xml:space="preserve">carbonsched</w:t>
+            </w:r>
+            <w:r>
+              <w:t xml:space="preserve"> </w:t>
+            </w:r>
+            <w:r>
+              <w:t xml:space="preserve">(carbon-aware placement + per-job kWh/gCO2 metering)</w:t>
             </w:r>
           </w:p>
         </w:tc>
@@ -1906,6 +1921,21 @@
               <w:rPr>
                 <w:rStyle w:val="VerbatimChar"/>
               </w:rPr>
+              <w:t xml:space="preserve">hybridkex</w:t>
+            </w:r>
+            <w:r>
+              <w:t xml:space="preserve"> </w:t>
+            </w:r>
+            <w:r>
+              <w:t xml:space="preserve">(X25519 + ML-KEM-768 hybrid post-quantum key exchange),</w:t>
+            </w:r>
+            <w:r>
+              <w:t xml:space="preserve"> </w:t>
+            </w:r>
+            <w:r>
+              <w:rPr>
+                <w:rStyle w:val="VerbatimChar"/>
+              </w:rPr>
               <w:t xml:space="preserve">modelintegrity</w:t>
             </w:r>
             <w:r>
@@ -2002,6 +2032,21 @@
               <w:rPr>
                 <w:rStyle w:val="VerbatimChar"/>
               </w:rPr>
+              <w:t xml:space="preserve">gpuattest</w:t>
+            </w:r>
+            <w:r>
+              <w:t xml:space="preserve"> </w:t>
+            </w:r>
+            <w:r>
+              <w:t xml:space="preserve">(challenge/response + seal + multi-GPU node enumeration),</w:t>
+            </w:r>
+            <w:r>
+              <w:t xml:space="preserve"> </w:t>
+            </w:r>
+            <w:r>
+              <w:rPr>
+                <w:rStyle w:val="VerbatimChar"/>
+              </w:rPr>
               <w:t xml:space="preserve">fsresidency</w:t>
             </w:r>
             <w:r>
@@ -2023,7 +2068,22 @@
               <w:t xml:space="preserve"> </w:t>
             </w:r>
             <w:r>
-              <w:t xml:space="preserve">(country-tier KYC gate on controlled-GPU node onboarding)</w:t>
+              <w:t xml:space="preserve">(country-tier KYC gate on controlled-GPU node onboarding),</w:t>
+            </w:r>
+            <w:r>
+              <w:t xml:space="preserve"> </w:t>
+            </w:r>
+            <w:r>
+              <w:rPr>
+                <w:rStyle w:val="VerbatimChar"/>
+              </w:rPr>
+              <w:t xml:space="preserve">compliancedoc</w:t>
+            </w:r>
+            <w:r>
+              <w:t xml:space="preserve"> </w:t>
+            </w:r>
+            <w:r>
+              <w:t xml:space="preserve">(EU AI Act model-card / provenance doc-gen from attestation logs)</w:t>
             </w:r>
           </w:p>
         </w:tc>

--- a/docs/export/README.docx
+++ b/docs/export/README.docx
@@ -1232,7 +1232,22 @@
               <w:t xml:space="preserve"> </w:t>
             </w:r>
             <w:r>
-              <w:t xml:space="preserve">(carbon-aware placement + per-job kWh/gCO2 metering)</w:t>
+              <w:t xml:space="preserve">(carbon-aware placement + per-job kWh/gCO2 metering),</w:t>
+            </w:r>
+            <w:r>
+              <w:t xml:space="preserve"> </w:t>
+            </w:r>
+            <w:r>
+              <w:rPr>
+                <w:rStyle w:val="VerbatimChar"/>
+              </w:rPr>
+              <w:t xml:space="preserve">workloadrouter</w:t>
+            </w:r>
+            <w:r>
+              <w:t xml:space="preserve"> </w:t>
+            </w:r>
+            <w:r>
+              <w:t xml:space="preserve">(UnifiedManager concurrent-pricing weighted composite routing + TEE multiplier)</w:t>
             </w:r>
           </w:p>
         </w:tc>
@@ -2395,7 +2410,10 @@
               <w:t xml:space="preserve">metrics</w:t>
             </w:r>
             <w:r>
-              <w:t xml:space="preserve">,</w:t>
+              <w:t xml:space="preserve"> </w:t>
+            </w:r>
+            <w:r>
+              <w:t xml:space="preserve">(+ tier/cost/provider-health series),</w:t>
             </w:r>
             <w:r>
               <w:t xml:space="preserve"> </w:t>

--- a/docs/export/README.docx
+++ b/docs/export/README.docx
@@ -2175,6 +2175,21 @@
             </w:r>
             <w:r>
               <w:t xml:space="preserve">,</w:t>
+            </w:r>
+            <w:r>
+              <w:t xml:space="preserve"> </w:t>
+            </w:r>
+            <w:r>
+              <w:rPr>
+                <w:rStyle w:val="VerbatimChar"/>
+              </w:rPr>
+              <w:t xml:space="preserve">marketplaceadapter</w:t>
+            </w:r>
+            <w:r>
+              <w:t xml:space="preserve"> </w:t>
+            </w:r>
+            <w:r>
+              <w:t xml:space="preserve">(MarketplaceAdapter interface + Name()-dispatch registry + Chutes HTTP adapter),</w:t>
             </w:r>
             <w:r>
               <w:t xml:space="preserve"> </w:t>

--- a/docs/export/README.docx
+++ b/docs/export/README.docx
@@ -1943,6 +1943,21 @@
             </w:r>
             <w:r>
               <w:t xml:space="preserve">(X25519 + ML-KEM-768 hybrid post-quantum key exchange),</w:t>
+            </w:r>
+            <w:r>
+              <w:t xml:space="preserve"> </w:t>
+            </w:r>
+            <w:r>
+              <w:rPr>
+                <w:rStyle w:val="VerbatimChar"/>
+              </w:rPr>
+              <w:t xml:space="preserve">e2eebench</w:t>
+            </w:r>
+            <w:r>
+              <w:t xml:space="preserve"> </w:t>
+            </w:r>
+            <w:r>
+              <w:t xml:space="preserve">(hybridkex handshake-latency benchmark, median &lt;1ms),</w:t>
             </w:r>
             <w:r>
               <w:t xml:space="preserve"> </w:t>

--- a/docs/export/README.docx
+++ b/docs/export/README.docx
@@ -10,7 +10,7 @@
         <w:t xml:space="preserve">README</w:t>
       </w:r>
     </w:p>
-    <w:bookmarkStart w:id="33" w:name="helix-cluster-os"/>
+    <w:bookmarkStart w:id="35" w:name="helix-cluster-os"/>
     <w:p>
       <w:pPr>
         <w:pStyle w:val="Heading1"/>
@@ -3091,7 +3091,7 @@
       </w:r>
     </w:p>
     <w:bookmarkEnd w:id="18"/>
-    <w:bookmarkStart w:id="28" w:name="documentation"/>
+    <w:bookmarkStart w:id="30" w:name="documentation"/>
     <w:p>
       <w:pPr>
         <w:pStyle w:val="Heading2"/>
@@ -3176,29 +3176,28 @@
           <w:rPr>
             <w:rStyle w:val="VerbatimChar"/>
           </w:rPr>
-          <w:t xml:space="preserve">docs/FOUNDATION_PACKAGES.md</w:t>
+          <w:t xml:space="preserve">docs/ARCHITECTURE.md</w:t>
         </w:r>
       </w:hyperlink>
       <w:r>
         <w:t xml:space="preserve"> </w:t>
       </w:r>
       <w:r>
-        <w:t xml:space="preserve">— full catalogue of</w:t>
-      </w:r>
-      <w:r>
-        <w:t xml:space="preserve"> </w:t>
-      </w:r>
-      <w:r>
-        <w:rPr>
-          <w:rStyle w:val="VerbatimChar"/>
-        </w:rPr>
-        <w:t xml:space="preserve">pkg/</w:t>
-      </w:r>
-      <w:r>
-        <w:t xml:space="preserve"> </w:t>
-      </w:r>
-      <w:r>
-        <w:t xml:space="preserve">packages</w:t>
+        <w:t xml:space="preserve">— hardened L0–L7 architecture diagram + component map (lint-enforced by</w:t>
+      </w:r>
+      <w:r>
+        <w:t xml:space="preserve"> </w:t>
+      </w:r>
+      <w:hyperlink r:id="rId21">
+        <w:r>
+          <w:rPr>
+            <w:rStyle w:val="VerbatimChar"/>
+          </w:rPr>
+          <w:t xml:space="preserve">pkg/archlint</w:t>
+        </w:r>
+      </w:hyperlink>
+      <w:r>
+        <w:t xml:space="preserve">)</w:t>
       </w:r>
     </w:p>
     <w:p>
@@ -3209,7 +3208,45 @@
           <w:numId w:val="1004"/>
         </w:numPr>
       </w:pPr>
-      <w:hyperlink r:id="rId21">
+      <w:hyperlink r:id="rId22">
+        <w:r>
+          <w:rPr>
+            <w:rStyle w:val="VerbatimChar"/>
+          </w:rPr>
+          <w:t xml:space="preserve">docs/FOUNDATION_PACKAGES.md</w:t>
+        </w:r>
+      </w:hyperlink>
+      <w:r>
+        <w:t xml:space="preserve"> </w:t>
+      </w:r>
+      <w:r>
+        <w:t xml:space="preserve">— full catalogue of</w:t>
+      </w:r>
+      <w:r>
+        <w:t xml:space="preserve"> </w:t>
+      </w:r>
+      <w:r>
+        <w:rPr>
+          <w:rStyle w:val="VerbatimChar"/>
+        </w:rPr>
+        <w:t xml:space="preserve">pkg/</w:t>
+      </w:r>
+      <w:r>
+        <w:t xml:space="preserve"> </w:t>
+      </w:r>
+      <w:r>
+        <w:t xml:space="preserve">packages</w:t>
+      </w:r>
+    </w:p>
+    <w:p>
+      <w:pPr>
+        <w:pStyle w:val="Compact"/>
+        <w:numPr>
+          <w:ilvl w:val="0"/>
+          <w:numId w:val="1004"/>
+        </w:numPr>
+      </w:pPr>
+      <w:hyperlink r:id="rId23">
         <w:r>
           <w:rPr>
             <w:rStyle w:val="VerbatimChar"/>
@@ -3232,7 +3269,7 @@
           <w:numId w:val="1004"/>
         </w:numPr>
       </w:pPr>
-      <w:hyperlink r:id="rId22">
+      <w:hyperlink r:id="rId24">
         <w:r>
           <w:rPr>
             <w:rStyle w:val="VerbatimChar"/>
@@ -3249,7 +3286,7 @@
       <w:r>
         <w:t xml:space="preserve"> </w:t>
       </w:r>
-      <w:hyperlink r:id="rId23">
+      <w:hyperlink r:id="rId25">
         <w:r>
           <w:rPr>
             <w:rStyle w:val="VerbatimChar"/>
@@ -3266,7 +3303,7 @@
       <w:r>
         <w:t xml:space="preserve"> </w:t>
       </w:r>
-      <w:hyperlink r:id="rId24">
+      <w:hyperlink r:id="rId26">
         <w:r>
           <w:rPr>
             <w:rStyle w:val="VerbatimChar"/>
@@ -3289,7 +3326,7 @@
           <w:numId w:val="1004"/>
         </w:numPr>
       </w:pPr>
-      <w:hyperlink r:id="rId25">
+      <w:hyperlink r:id="rId27">
         <w:r>
           <w:rPr>
             <w:rStyle w:val="VerbatimChar"/>
@@ -3312,7 +3349,7 @@
           <w:numId w:val="1004"/>
         </w:numPr>
       </w:pPr>
-      <w:hyperlink r:id="rId26">
+      <w:hyperlink r:id="rId28">
         <w:r>
           <w:rPr>
             <w:rStyle w:val="VerbatimChar"/>
@@ -3327,7 +3364,7 @@
         <w:t xml:space="preserve">— release history</w:t>
       </w:r>
     </w:p>
-    <w:bookmarkStart w:id="27" w:name="X31176231b28ba5be0f37bf2e74baf59aaa3f3d3"/>
+    <w:bookmarkStart w:id="29" w:name="X31176231b28ba5be0f37bf2e74baf59aaa3f3d3"/>
     <w:p>
       <w:pPr>
         <w:pStyle w:val="Heading3"/>
@@ -3402,9 +3439,9 @@
         <w:t xml:space="preserve">, with no escape hatch. The mandate restates and cites Constitution §11.4.106 and the project rules CLAUDE-3 / AGENT-2 / QWEN-2.</w:t>
       </w:r>
     </w:p>
-    <w:bookmarkEnd w:id="27"/>
-    <w:bookmarkEnd w:id="28"/>
-    <w:bookmarkStart w:id="29" w:name="development-model"/>
+    <w:bookmarkEnd w:id="29"/>
+    <w:bookmarkEnd w:id="30"/>
+    <w:bookmarkStart w:id="31" w:name="development-model"/>
     <w:p>
       <w:pPr>
         <w:pStyle w:val="Heading2"/>
@@ -3505,8 +3542,8 @@
         <w:t xml:space="preserve">tests, and an independent mutation bite per item that must fail the item’s named guard test. No item is marked Completed without that proof.</w:t>
       </w:r>
     </w:p>
-    <w:bookmarkEnd w:id="29"/>
-    <w:bookmarkStart w:id="30" w:name="contributing"/>
+    <w:bookmarkEnd w:id="31"/>
+    <w:bookmarkStart w:id="32" w:name="contributing"/>
     <w:p>
       <w:pPr>
         <w:pStyle w:val="Heading2"/>
@@ -3572,8 +3609,8 @@
         <w:t xml:space="preserve">Commit and open a Pull Request</w:t>
       </w:r>
     </w:p>
-    <w:bookmarkEnd w:id="30"/>
-    <w:bookmarkStart w:id="32" w:name="license"/>
+    <w:bookmarkEnd w:id="32"/>
+    <w:bookmarkStart w:id="34" w:name="license"/>
     <w:p>
       <w:pPr>
         <w:pStyle w:val="Heading2"/>
@@ -3592,7 +3629,7 @@
       <w:r>
         <w:t xml:space="preserve"> </w:t>
       </w:r>
-      <w:hyperlink r:id="rId31">
+      <w:hyperlink r:id="rId33">
         <w:r>
           <w:rPr>
             <w:rStyle w:val="Hyperlink"/>
@@ -3607,8 +3644,8 @@
         <w:t xml:space="preserve">for details.</w:t>
       </w:r>
     </w:p>
-    <w:bookmarkEnd w:id="32"/>
-    <w:bookmarkEnd w:id="33"/>
+    <w:bookmarkEnd w:id="34"/>
+    <w:bookmarkEnd w:id="35"/>
     <w:sectPr>
       <w:footnotePr>
         <w:numRestart w:val="eachSect"/>

--- a/docs/export/README.docx
+++ b/docs/export/README.docx
@@ -734,7 +734,37 @@
               <w:t xml:space="preserve"> </w:t>
             </w:r>
             <w:r>
-              <w:t xml:space="preserve">(Multi-Raft)</w:t>
+              <w:t xml:space="preserve">(Multi-Raft),</w:t>
+            </w:r>
+            <w:r>
+              <w:t xml:space="preserve"> </w:t>
+            </w:r>
+            <w:r>
+              <w:rPr>
+                <w:rStyle w:val="VerbatimChar"/>
+              </w:rPr>
+              <w:t xml:space="preserve">multiraft</w:t>
+            </w:r>
+            <w:r>
+              <w:t xml:space="preserve"> </w:t>
+            </w:r>
+            <w:r>
+              <w:t xml:space="preserve">(per-shard etcd-raft groups, throughput scales with shard count),</w:t>
+            </w:r>
+            <w:r>
+              <w:t xml:space="preserve"> </w:t>
+            </w:r>
+            <w:r>
+              <w:rPr>
+                <w:rStyle w:val="VerbatimChar"/>
+              </w:rPr>
+              <w:t xml:space="preserve">stonith</w:t>
+            </w:r>
+            <w:r>
+              <w:t xml:space="preserve"> </w:t>
+            </w:r>
+            <w:r>
+              <w:t xml:space="preserve">(STONITH fencing: IPMI/EC2/Azure/SBD + multi-level fallback)</w:t>
             </w:r>
           </w:p>
         </w:tc>
@@ -1479,7 +1509,37 @@
               <w:t xml:space="preserve"> </w:t>
             </w:r>
             <w:r>
-              <w:t xml:space="preserve">(USD balance floor warning)</w:t>
+              <w:t xml:space="preserve">(USD balance floor warning),</w:t>
+            </w:r>
+            <w:r>
+              <w:t xml:space="preserve"> </w:t>
+            </w:r>
+            <w:r>
+              <w:rPr>
+                <w:rStyle w:val="VerbatimChar"/>
+              </w:rPr>
+              <w:t xml:space="preserve">deviceplugin</w:t>
+            </w:r>
+            <w:r>
+              <w:t xml:space="preserve"> </w:t>
+            </w:r>
+            <w:r>
+              <w:t xml:space="preserve">(gRPC device-plugin / GRES fingerprinting + oversubscription rejection),</w:t>
+            </w:r>
+            <w:r>
+              <w:t xml:space="preserve"> </w:t>
+            </w:r>
+            <w:r>
+              <w:rPr>
+                <w:rStyle w:val="VerbatimChar"/>
+              </w:rPr>
+              <w:t xml:space="preserve">internal/gpu</w:t>
+            </w:r>
+            <w:r>
+              <w:t xml:space="preserve"> </w:t>
+            </w:r>
+            <w:r>
+              <w:t xml:space="preserve">dual-workload reservation (Helix-PoW reserve + &gt;0.80 starvation guard)</w:t>
             </w:r>
           </w:p>
         </w:tc>
@@ -2250,6 +2310,45 @@
             </w:r>
             <w:r>
               <w:t xml:space="preserve">(Chutes API model-list + balance client),</w:t>
+            </w:r>
+            <w:r>
+              <w:t xml:space="preserve"> </w:t>
+            </w:r>
+            <w:r>
+              <w:rPr>
+                <w:rStyle w:val="VerbatimChar"/>
+              </w:rPr>
+              <w:t xml:space="preserve">chutes</w:t>
+            </w:r>
+            <w:r>
+              <w:t xml:space="preserve"> </w:t>
+            </w:r>
+            <w:r>
+              <w:t xml:space="preserve">(inference client + attestation + E2EE envelope +</w:t>
+            </w:r>
+            <w:r>
+              <w:t xml:space="preserve"> </w:t>
+            </w:r>
+            <w:r>
+              <w:rPr>
+                <w:rStyle w:val="VerbatimChar"/>
+              </w:rPr>
+              <w:t xml:space="preserve">ChutesMinerConfig</w:t>
+            </w:r>
+            <w:r>
+              <w:t xml:space="preserve">/</w:t>
+            </w:r>
+            <w:r>
+              <w:rPr>
+                <w:rStyle w:val="VerbatimChar"/>
+              </w:rPr>
+              <w:t xml:space="preserve">ValidatorConfig</w:t>
+            </w:r>
+            <w:r>
+              <w:t xml:space="preserve"> </w:t>
+            </w:r>
+            <w:r>
+              <w:t xml:space="preserve">validation),</w:t>
             </w:r>
             <w:r>
               <w:t xml:space="preserve"> </w:t>

--- a/docs/export/README.docx
+++ b/docs/export/README.docx
@@ -749,7 +749,22 @@
               <w:t xml:space="preserve"> </w:t>
             </w:r>
             <w:r>
-              <w:t xml:space="preserve">(per-shard etcd-raft groups, throughput scales with shard count),</w:t>
+              <w:t xml:space="preserve">(per-shard etcd-raft groups +</w:t>
+            </w:r>
+            <w:r>
+              <w:t xml:space="preserve"> </w:t>
+            </w:r>
+            <w:r>
+              <w:rPr>
+                <w:rStyle w:val="VerbatimChar"/>
+              </w:rPr>
+              <w:t xml:space="preserve">LeaseTracker</w:t>
+            </w:r>
+            <w:r>
+              <w:t xml:space="preserve"> </w:t>
+            </w:r>
+            <w:r>
+              <w:t xml:space="preserve">leaseholder local reads, throughput scales with shard count),</w:t>
             </w:r>
             <w:r>
               <w:t xml:space="preserve"> </w:t>
@@ -764,7 +779,22 @@
               <w:t xml:space="preserve"> </w:t>
             </w:r>
             <w:r>
-              <w:t xml:space="preserve">(STONITH fencing: IPMI/EC2/Azure/SBD + multi-level fallback)</w:t>
+              <w:t xml:space="preserve">(STONITH fencing: IPMI/EC2/Azure/SBD + multi-level fallback),</w:t>
+            </w:r>
+            <w:r>
+              <w:t xml:space="preserve"> </w:t>
+            </w:r>
+            <w:r>
+              <w:rPr>
+                <w:rStyle w:val="VerbatimChar"/>
+              </w:rPr>
+              <w:t xml:space="preserve">kraft</w:t>
+            </w:r>
+            <w:r>
+              <w:t xml:space="preserve"> </w:t>
+            </w:r>
+            <w:r>
+              <w:t xml:space="preserve">(KRaft-style self-managed Raft metadata quorum, no ZooKeeper)</w:t>
             </w:r>
           </w:p>
         </w:tc>
@@ -2401,6 +2431,51 @@
             </w:r>
             <w:r>
               <w:t xml:space="preserve">(+ BUGGIFY, chaos, turmoil),</w:t>
+            </w:r>
+            <w:r>
+              <w:t xml:space="preserve"> </w:t>
+            </w:r>
+            <w:r>
+              <w:rPr>
+                <w:rStyle w:val="VerbatimChar"/>
+              </w:rPr>
+              <w:t xml:space="preserve">dst</w:t>
+            </w:r>
+            <w:r>
+              <w:t xml:space="preserve"> </w:t>
+            </w:r>
+            <w:r>
+              <w:t xml:space="preserve">(standalone seeded-RNG deterministic sim harness + byte-for-byte replay),</w:t>
+            </w:r>
+            <w:r>
+              <w:t xml:space="preserve"> </w:t>
+            </w:r>
+            <w:r>
+              <w:rPr>
+                <w:rStyle w:val="VerbatimChar"/>
+              </w:rPr>
+              <w:t xml:space="preserve">porcupine</w:t>
+            </w:r>
+            <w:r>
+              <w:t xml:space="preserve"> </w:t>
+            </w:r>
+            <w:r>
+              <w:t xml:space="preserve">(WGL linearizability checker + recorder),</w:t>
+            </w:r>
+            <w:r>
+              <w:t xml:space="preserve"> </w:t>
+            </w:r>
+            <w:r>
+              <w:rPr>
+                <w:rStyle w:val="VerbatimChar"/>
+              </w:rPr>
+              <w:t xml:space="preserve">internal/chaos</w:t>
+            </w:r>
+            <w:r>
+              <w:t xml:space="preserve"> </w:t>
+            </w:r>
+            <w:r>
+              <w:t xml:space="preserve">(PodKill/partition/disk-stall/clock-skew injectors + canary rollback),</w:t>
             </w:r>
             <w:r>
               <w:t xml:space="preserve"> </w:t>

--- a/docs/export/README.docx
+++ b/docs/export/README.docx
@@ -2617,7 +2617,7 @@
               <w:t xml:space="preserve"> </w:t>
             </w:r>
             <w:r>
-              <w:t xml:space="preserve">(+ tier/cost/provider-health series),</w:t>
+              <w:t xml:space="preserve">(+ tier/cost/provider-health series, + TAO-earnings/GraVal-status/token-throughput/gpu-utilization series),</w:t>
             </w:r>
             <w:r>
               <w:t xml:space="preserve"> </w:t>

--- a/docs/export/README.docx
+++ b/docs/export/README.docx
@@ -2379,6 +2379,21 @@
             </w:r>
             <w:r>
               <w:t xml:space="preserve">validation),</w:t>
+            </w:r>
+            <w:r>
+              <w:t xml:space="preserve"> </w:t>
+            </w:r>
+            <w:r>
+              <w:rPr>
+                <w:rStyle w:val="VerbatimChar"/>
+              </w:rPr>
+              <w:t xml:space="preserve">provider/chutes</w:t>
+            </w:r>
+            <w:r>
+              <w:t xml:space="preserve"> </w:t>
+            </w:r>
+            <w:r>
+              <w:t xml:space="preserve">(OpenAI-compatible /v1 provider + 429 retry/backoff),</w:t>
             </w:r>
             <w:r>
               <w:t xml:space="preserve"> </w:t>

--- a/docs/export/README.docx
+++ b/docs/export/README.docx
@@ -2294,7 +2294,7 @@
               <w:t xml:space="preserve"> </w:t>
             </w:r>
             <w:r>
-              <w:t xml:space="preserve">(MarketplaceAdapter interface + Name()-dispatch registry + Chutes HTTP adapter),</w:t>
+              <w:t xml:space="preserve">(MarketplaceAdapter interface + Name()-dispatch registry + Chutes HTTP + Akash/AKT adapters),</w:t>
             </w:r>
             <w:r>
               <w:t xml:space="preserve"> </w:t>

--- a/docs/export/README.docx
+++ b/docs/export/README.docx
@@ -2393,7 +2393,37 @@
               <w:t xml:space="preserve"> </w:t>
             </w:r>
             <w:r>
-              <w:t xml:space="preserve">(OpenAI-compatible /v1 provider + 429 retry/backoff),</w:t>
+              <w:t xml:space="preserve">(OpenAI-compatible /v1 provider + 429 retry/backoff + Retry-After),</w:t>
+            </w:r>
+            <w:r>
+              <w:t xml:space="preserve"> </w:t>
+            </w:r>
+            <w:r>
+              <w:rPr>
+                <w:rStyle w:val="VerbatimChar"/>
+              </w:rPr>
+              <w:t xml:space="preserve">provider/runpod</w:t>
+            </w:r>
+            <w:r>
+              <w:t xml:space="preserve"> </w:t>
+            </w:r>
+            <w:r>
+              <w:t xml:space="preserve">(serverless warm-pool GPUProvider),</w:t>
+            </w:r>
+            <w:r>
+              <w:t xml:space="preserve"> </w:t>
+            </w:r>
+            <w:r>
+              <w:rPr>
+                <w:rStyle w:val="VerbatimChar"/>
+              </w:rPr>
+              <w:t xml:space="preserve">provider/aws</w:t>
+            </w:r>
+            <w:r>
+              <w:t xml:space="preserve"> </w:t>
+            </w:r>
+            <w:r>
+              <w:t xml:space="preserve">(EC2 Spot GPUProvider, injectable client),</w:t>
             </w:r>
             <w:r>
               <w:t xml:space="preserve"> </w:t>

--- a/docs/export/README.docx
+++ b/docs/export/README.docx
@@ -846,7 +846,22 @@
               <w:t xml:space="preserve"> </w:t>
             </w:r>
             <w:r>
-              <w:t xml:space="preserve">(+ federated),</w:t>
+              <w:t xml:space="preserve">(+ federated, + mDNS/DNS-SD</w:t>
+            </w:r>
+            <w:r>
+              <w:t xml:space="preserve"> </w:t>
+            </w:r>
+            <w:r>
+              <w:rPr>
+                <w:rStyle w:val="VerbatimChar"/>
+              </w:rPr>
+              <w:t xml:space="preserve">_helix-cluster._tcp</w:t>
+            </w:r>
+            <w:r>
+              <w:t xml:space="preserve"> </w:t>
+            </w:r>
+            <w:r>
+              <w:t xml:space="preserve">advertiser/browser: TXT cellid/nodeid/wgpubkey, reject-invalid; discovery-only, trust via SPIFFE),</w:t>
             </w:r>
             <w:r>
               <w:t xml:space="preserve"> </w:t>
@@ -1627,6 +1642,36 @@
               <w:rPr>
                 <w:rStyle w:val="VerbatimChar"/>
               </w:rPr>
+              <w:t xml:space="preserve">internal/federation</w:t>
+            </w:r>
+            <w:r>
+              <w:t xml:space="preserve"> </w:t>
+            </w:r>
+            <w:r>
+              <w:t xml:space="preserve">(Karmada PropagationPolicy/OverridePolicy engine: constraint-aware two-level cell selection + &lt;60s failover reselect),</w:t>
+            </w:r>
+            <w:r>
+              <w:t xml:space="preserve"> </w:t>
+            </w:r>
+            <w:r>
+              <w:rPr>
+                <w:rStyle w:val="VerbatimChar"/>
+              </w:rPr>
+              <w:t xml:space="preserve">gitops</w:t>
+            </w:r>
+            <w:r>
+              <w:t xml:space="preserve"> </w:t>
+            </w:r>
+            <w:r>
+              <w:t xml:space="preserve">(ArgoCD ApplicationSet client: matrix per-cell generation + prune/self-heal + canary→tier-2→tier-1 rolling sync + drift/prune),</w:t>
+            </w:r>
+            <w:r>
+              <w:t xml:space="preserve"> </w:t>
+            </w:r>
+            <w:r>
+              <w:rPr>
+                <w:rStyle w:val="VerbatimChar"/>
+              </w:rPr>
               <w:t xml:space="preserve">fedtopology</w:t>
             </w:r>
             <w:r>
@@ -2432,6 +2477,21 @@
               <w:rPr>
                 <w:rStyle w:val="VerbatimChar"/>
               </w:rPr>
+              <w:t xml:space="preserve">provider/ionet</w:t>
+            </w:r>
+            <w:r>
+              <w:t xml:space="preserve"> </w:t>
+            </w:r>
+            <w:r>
+              <w:t xml:space="preserve">(io.net REST Ray-cluster GPUProvider: DeployCluster/HealthCheck + capacity gate, httptest-proven),</w:t>
+            </w:r>
+            <w:r>
+              <w:t xml:space="preserve"> </w:t>
+            </w:r>
+            <w:r>
+              <w:rPr>
+                <w:rStyle w:val="VerbatimChar"/>
+              </w:rPr>
               <w:t xml:space="preserve">llmadapter</w:t>
             </w:r>
             <w:r>
@@ -2689,7 +2749,10 @@
               <w:t xml:space="preserve">health</w:t>
             </w:r>
             <w:r>
-              <w:t xml:space="preserve">,</w:t>
+              <w:t xml:space="preserve"> </w:t>
+            </w:r>
+            <w:r>
+              <w:t xml:space="preserve">(+ miner-api/GraVal DaemonSet dependency checks named in the rollup),</w:t>
             </w:r>
             <w:r>
               <w:t xml:space="preserve"> </w:t>

--- a/docs/export/README.docx
+++ b/docs/export/README.docx
@@ -10,7 +10,7 @@
         <w:t xml:space="preserve">README</w:t>
       </w:r>
     </w:p>
-    <w:bookmarkStart w:id="35" w:name="helix-cluster-os"/>
+    <w:bookmarkStart w:id="36" w:name="helix-cluster-os"/>
     <w:p>
       <w:pPr>
         <w:pStyle w:val="Heading1"/>
@@ -3373,7 +3373,7 @@
       </w:r>
     </w:p>
     <w:bookmarkEnd w:id="18"/>
-    <w:bookmarkStart w:id="30" w:name="documentation"/>
+    <w:bookmarkStart w:id="31" w:name="documentation"/>
     <w:p>
       <w:pPr>
         <w:pStyle w:val="Heading2"/>
@@ -3556,6 +3556,45 @@
           <w:rPr>
             <w:rStyle w:val="VerbatimChar"/>
           </w:rPr>
+          <w:t xml:space="preserve">docs/NODE_PROVISIONING_BOUNDARY.md</w:t>
+        </w:r>
+      </w:hyperlink>
+      <w:r>
+        <w:t xml:space="preserve"> </w:t>
+      </w:r>
+      <w:r>
+        <w:t xml:space="preserve">— node-provisioning boundary: Helix provisions operator-controlled nodes; it does</w:t>
+      </w:r>
+      <w:r>
+        <w:t xml:space="preserve"> </w:t>
+      </w:r>
+      <w:r>
+        <w:rPr>
+          <w:b/>
+          <w:bCs/>
+        </w:rPr>
+        <w:t xml:space="preserve">not</w:t>
+      </w:r>
+      <w:r>
+        <w:t xml:space="preserve"> </w:t>
+      </w:r>
+      <w:r>
+        <w:t xml:space="preserve">jailbreak/root/unlock or bypass any device security (HXC-1146)</w:t>
+      </w:r>
+    </w:p>
+    <w:p>
+      <w:pPr>
+        <w:pStyle w:val="Compact"/>
+        <w:numPr>
+          <w:ilvl w:val="0"/>
+          <w:numId w:val="1004"/>
+        </w:numPr>
+      </w:pPr>
+      <w:hyperlink r:id="rId25">
+        <w:r>
+          <w:rPr>
+            <w:rStyle w:val="VerbatimChar"/>
+          </w:rPr>
           <w:t xml:space="preserve">CODING_STANDARDS_GO.md</w:t>
         </w:r>
       </w:hyperlink>
@@ -3568,7 +3607,7 @@
       <w:r>
         <w:t xml:space="preserve"> </w:t>
       </w:r>
-      <w:hyperlink r:id="rId25">
+      <w:hyperlink r:id="rId26">
         <w:r>
           <w:rPr>
             <w:rStyle w:val="VerbatimChar"/>
@@ -3585,7 +3624,7 @@
       <w:r>
         <w:t xml:space="preserve"> </w:t>
       </w:r>
-      <w:hyperlink r:id="rId26">
+      <w:hyperlink r:id="rId27">
         <w:r>
           <w:rPr>
             <w:rStyle w:val="VerbatimChar"/>
@@ -3608,7 +3647,7 @@
           <w:numId w:val="1004"/>
         </w:numPr>
       </w:pPr>
-      <w:hyperlink r:id="rId27">
+      <w:hyperlink r:id="rId28">
         <w:r>
           <w:rPr>
             <w:rStyle w:val="VerbatimChar"/>
@@ -3631,7 +3670,7 @@
           <w:numId w:val="1004"/>
         </w:numPr>
       </w:pPr>
-      <w:hyperlink r:id="rId28">
+      <w:hyperlink r:id="rId29">
         <w:r>
           <w:rPr>
             <w:rStyle w:val="VerbatimChar"/>
@@ -3646,7 +3685,7 @@
         <w:t xml:space="preserve">— release history</w:t>
       </w:r>
     </w:p>
-    <w:bookmarkStart w:id="29" w:name="X31176231b28ba5be0f37bf2e74baf59aaa3f3d3"/>
+    <w:bookmarkStart w:id="30" w:name="X31176231b28ba5be0f37bf2e74baf59aaa3f3d3"/>
     <w:p>
       <w:pPr>
         <w:pStyle w:val="Heading3"/>
@@ -3721,9 +3760,9 @@
         <w:t xml:space="preserve">, with no escape hatch. The mandate restates and cites Constitution §11.4.106 and the project rules CLAUDE-3 / AGENT-2 / QWEN-2.</w:t>
       </w:r>
     </w:p>
-    <w:bookmarkEnd w:id="29"/>
     <w:bookmarkEnd w:id="30"/>
-    <w:bookmarkStart w:id="31" w:name="development-model"/>
+    <w:bookmarkEnd w:id="31"/>
+    <w:bookmarkStart w:id="32" w:name="development-model"/>
     <w:p>
       <w:pPr>
         <w:pStyle w:val="Heading2"/>
@@ -3824,8 +3863,8 @@
         <w:t xml:space="preserve">tests, and an independent mutation bite per item that must fail the item’s named guard test. No item is marked Completed without that proof.</w:t>
       </w:r>
     </w:p>
-    <w:bookmarkEnd w:id="31"/>
-    <w:bookmarkStart w:id="32" w:name="contributing"/>
+    <w:bookmarkEnd w:id="32"/>
+    <w:bookmarkStart w:id="33" w:name="contributing"/>
     <w:p>
       <w:pPr>
         <w:pStyle w:val="Heading2"/>
@@ -3891,8 +3930,8 @@
         <w:t xml:space="preserve">Commit and open a Pull Request</w:t>
       </w:r>
     </w:p>
-    <w:bookmarkEnd w:id="32"/>
-    <w:bookmarkStart w:id="34" w:name="license"/>
+    <w:bookmarkEnd w:id="33"/>
+    <w:bookmarkStart w:id="35" w:name="license"/>
     <w:p>
       <w:pPr>
         <w:pStyle w:val="Heading2"/>
@@ -3911,7 +3950,7 @@
       <w:r>
         <w:t xml:space="preserve"> </w:t>
       </w:r>
-      <w:hyperlink r:id="rId33">
+      <w:hyperlink r:id="rId34">
         <w:r>
           <w:rPr>
             <w:rStyle w:val="Hyperlink"/>
@@ -3926,8 +3965,8 @@
         <w:t xml:space="preserve">for details.</w:t>
       </w:r>
     </w:p>
-    <w:bookmarkEnd w:id="34"/>
     <w:bookmarkEnd w:id="35"/>
+    <w:bookmarkEnd w:id="36"/>
     <w:sectPr>
       <w:footnotePr>
         <w:numRestart w:val="eachSect"/>

--- a/docs/export/README.docx
+++ b/docs/export/README.docx
@@ -10,7 +10,7 @@
         <w:t xml:space="preserve">README</w:t>
       </w:r>
     </w:p>
-    <w:bookmarkStart w:id="36" w:name="helix-cluster-os"/>
+    <w:bookmarkStart w:id="37" w:name="helix-cluster-os"/>
     <w:p>
       <w:pPr>
         <w:pStyle w:val="Heading1"/>
@@ -3373,7 +3373,7 @@
       </w:r>
     </w:p>
     <w:bookmarkEnd w:id="18"/>
-    <w:bookmarkStart w:id="31" w:name="documentation"/>
+    <w:bookmarkStart w:id="32" w:name="documentation"/>
     <w:p>
       <w:pPr>
         <w:pStyle w:val="Heading2"/>
@@ -3595,6 +3595,29 @@
           <w:rPr>
             <w:rStyle w:val="VerbatimChar"/>
           </w:rPr>
+          <w:t xml:space="preserve">docs/guides/phase_02_architecture.md</w:t>
+        </w:r>
+      </w:hyperlink>
+      <w:r>
+        <w:t xml:space="preserve"> </w:t>
+      </w:r>
+      <w:r>
+        <w:t xml:space="preserve">— Phase 02 architecture guide: operator console → WireGuard/SWIM mesh → discovery/scheduler → Linux node, with a traced job path and the no-jailbreak boundary (HXC-1164)</w:t>
+      </w:r>
+    </w:p>
+    <w:p>
+      <w:pPr>
+        <w:pStyle w:val="Compact"/>
+        <w:numPr>
+          <w:ilvl w:val="0"/>
+          <w:numId w:val="1004"/>
+        </w:numPr>
+      </w:pPr>
+      <w:hyperlink r:id="rId26">
+        <w:r>
+          <w:rPr>
+            <w:rStyle w:val="VerbatimChar"/>
+          </w:rPr>
           <w:t xml:space="preserve">CODING_STANDARDS_GO.md</w:t>
         </w:r>
       </w:hyperlink>
@@ -3607,7 +3630,7 @@
       <w:r>
         <w:t xml:space="preserve"> </w:t>
       </w:r>
-      <w:hyperlink r:id="rId26">
+      <w:hyperlink r:id="rId27">
         <w:r>
           <w:rPr>
             <w:rStyle w:val="VerbatimChar"/>
@@ -3624,7 +3647,7 @@
       <w:r>
         <w:t xml:space="preserve"> </w:t>
       </w:r>
-      <w:hyperlink r:id="rId27">
+      <w:hyperlink r:id="rId28">
         <w:r>
           <w:rPr>
             <w:rStyle w:val="VerbatimChar"/>
@@ -3647,7 +3670,7 @@
           <w:numId w:val="1004"/>
         </w:numPr>
       </w:pPr>
-      <w:hyperlink r:id="rId28">
+      <w:hyperlink r:id="rId29">
         <w:r>
           <w:rPr>
             <w:rStyle w:val="VerbatimChar"/>
@@ -3670,7 +3693,7 @@
           <w:numId w:val="1004"/>
         </w:numPr>
       </w:pPr>
-      <w:hyperlink r:id="rId29">
+      <w:hyperlink r:id="rId30">
         <w:r>
           <w:rPr>
             <w:rStyle w:val="VerbatimChar"/>
@@ -3685,7 +3708,7 @@
         <w:t xml:space="preserve">— release history</w:t>
       </w:r>
     </w:p>
-    <w:bookmarkStart w:id="30" w:name="X31176231b28ba5be0f37bf2e74baf59aaa3f3d3"/>
+    <w:bookmarkStart w:id="31" w:name="X31176231b28ba5be0f37bf2e74baf59aaa3f3d3"/>
     <w:p>
       <w:pPr>
         <w:pStyle w:val="Heading3"/>
@@ -3760,9 +3783,9 @@
         <w:t xml:space="preserve">, with no escape hatch. The mandate restates and cites Constitution §11.4.106 and the project rules CLAUDE-3 / AGENT-2 / QWEN-2.</w:t>
       </w:r>
     </w:p>
-    <w:bookmarkEnd w:id="30"/>
     <w:bookmarkEnd w:id="31"/>
-    <w:bookmarkStart w:id="32" w:name="development-model"/>
+    <w:bookmarkEnd w:id="32"/>
+    <w:bookmarkStart w:id="33" w:name="development-model"/>
     <w:p>
       <w:pPr>
         <w:pStyle w:val="Heading2"/>
@@ -3863,8 +3886,8 @@
         <w:t xml:space="preserve">tests, and an independent mutation bite per item that must fail the item’s named guard test. No item is marked Completed without that proof.</w:t>
       </w:r>
     </w:p>
-    <w:bookmarkEnd w:id="32"/>
-    <w:bookmarkStart w:id="33" w:name="contributing"/>
+    <w:bookmarkEnd w:id="33"/>
+    <w:bookmarkStart w:id="34" w:name="contributing"/>
     <w:p>
       <w:pPr>
         <w:pStyle w:val="Heading2"/>
@@ -3930,8 +3953,8 @@
         <w:t xml:space="preserve">Commit and open a Pull Request</w:t>
       </w:r>
     </w:p>
-    <w:bookmarkEnd w:id="33"/>
-    <w:bookmarkStart w:id="35" w:name="license"/>
+    <w:bookmarkEnd w:id="34"/>
+    <w:bookmarkStart w:id="36" w:name="license"/>
     <w:p>
       <w:pPr>
         <w:pStyle w:val="Heading2"/>
@@ -3950,7 +3973,7 @@
       <w:r>
         <w:t xml:space="preserve"> </w:t>
       </w:r>
-      <w:hyperlink r:id="rId34">
+      <w:hyperlink r:id="rId35">
         <w:r>
           <w:rPr>
             <w:rStyle w:val="Hyperlink"/>
@@ -3965,8 +3988,8 @@
         <w:t xml:space="preserve">for details.</w:t>
       </w:r>
     </w:p>
-    <w:bookmarkEnd w:id="35"/>
     <w:bookmarkEnd w:id="36"/>
+    <w:bookmarkEnd w:id="37"/>
     <w:sectPr>
       <w:footnotePr>
         <w:numRestart w:val="eachSect"/>

--- a/docs/export/README.docx
+++ b/docs/export/README.docx
@@ -10,7 +10,7 @@
         <w:t xml:space="preserve">README</w:t>
       </w:r>
     </w:p>
-    <w:bookmarkStart w:id="37" w:name="helix-cluster-os"/>
+    <w:bookmarkStart w:id="38" w:name="helix-cluster-os"/>
     <w:p>
       <w:pPr>
         <w:pStyle w:val="Heading1"/>
@@ -1578,6 +1578,63 @@
               <w:rPr>
                 <w:rStyle w:val="VerbatimChar"/>
               </w:rPr>
+              <w:t xml:space="preserve">gpu</w:t>
+            </w:r>
+            <w:r>
+              <w:t xml:space="preserve"> </w:t>
+            </w:r>
+            <w:r>
+              <w:t xml:space="preserve">(ProviderAdapter registration hooks → pool-facing provider listing),</w:t>
+            </w:r>
+            <w:r>
+              <w:t xml:space="preserve"> </w:t>
+            </w:r>
+            <w:r>
+              <w:rPr>
+                <w:rStyle w:val="VerbatimChar"/>
+              </w:rPr>
+              <w:t xml:space="preserve">benchmark</w:t>
+            </w:r>
+            <w:r>
+              <w:t xml:space="preserve"> </w:t>
+            </w:r>
+            <w:r>
+              <w:t xml:space="preserve">(real repeatable on-host CPU score + GPU TFLOPS / NPU TOPS seams),</w:t>
+            </w:r>
+            <w:r>
+              <w:t xml:space="preserve"> </w:t>
+            </w:r>
+            <w:r>
+              <w:rPr>
+                <w:rStyle w:val="VerbatimChar"/>
+              </w:rPr>
+              <w:t xml:space="preserve">tierdetect</w:t>
+            </w:r>
+            <w:r>
+              <w:t xml:space="preserve"> </w:t>
+            </w:r>
+            <w:r>
+              <w:t xml:space="preserve">(cross-platform host-capability pre-provision gate → typed</w:t>
+            </w:r>
+            <w:r>
+              <w:t xml:space="preserve"> </w:t>
+            </w:r>
+            <w:r>
+              <w:rPr>
+                <w:rStyle w:val="VerbatimChar"/>
+              </w:rPr>
+              <w:t xml:space="preserve">MissingCapabilityError</w:t>
+            </w:r>
+            <w:r>
+              <w:t xml:space="preserve">),</w:t>
+            </w:r>
+            <w:r>
+              <w:t xml:space="preserve"> </w:t>
+            </w:r>
+            <w:r>
+              <w:rPr>
+                <w:rStyle w:val="VerbatimChar"/>
+              </w:rPr>
               <w:t xml:space="preserve">internal/gpu</w:t>
             </w:r>
             <w:r>
@@ -2312,7 +2369,10 @@
               <w:t xml:space="preserve">cloudspot</w:t>
             </w:r>
             <w:r>
-              <w:t xml:space="preserve">,</w:t>
+              <w:t xml:space="preserve"> </w:t>
+            </w:r>
+            <w:r>
+              <w:t xml:space="preserve">(AWS IMDSv2 / Azure scheduled-events / GCP preemption interruption pollers → drain/checkpoint/upload, httptest-proven),</w:t>
             </w:r>
             <w:r>
               <w:t xml:space="preserve"> </w:t>
@@ -3373,7 +3433,7 @@
       </w:r>
     </w:p>
     <w:bookmarkEnd w:id="18"/>
-    <w:bookmarkStart w:id="32" w:name="documentation"/>
+    <w:bookmarkStart w:id="33" w:name="documentation"/>
     <w:p>
       <w:pPr>
         <w:pStyle w:val="Heading2"/>
@@ -3495,29 +3555,14 @@
           <w:rPr>
             <w:rStyle w:val="VerbatimChar"/>
           </w:rPr>
-          <w:t xml:space="preserve">docs/FOUNDATION_PACKAGES.md</w:t>
+          <w:t xml:space="preserve">docs/MVP_ARCHITECTURE.md</w:t>
         </w:r>
       </w:hyperlink>
       <w:r>
         <w:t xml:space="preserve"> </w:t>
       </w:r>
       <w:r>
-        <w:t xml:space="preserve">— full catalogue of</w:t>
-      </w:r>
-      <w:r>
-        <w:t xml:space="preserve"> </w:t>
-      </w:r>
-      <w:r>
-        <w:rPr>
-          <w:rStyle w:val="VerbatimChar"/>
-        </w:rPr>
-        <w:t xml:space="preserve">pkg/</w:t>
-      </w:r>
-      <w:r>
-        <w:t xml:space="preserve"> </w:t>
-      </w:r>
-      <w:r>
-        <w:t xml:space="preserve">packages</w:t>
+        <w:t xml:space="preserve">— living MVP seven-layer overview + service-communication Mermaid grounded in real packages, with a Go drift-validator that fails the build on doc/codebase drift (HXC-1145)</w:t>
       </w:r>
     </w:p>
     <w:p>
@@ -3529,6 +3574,44 @@
         </w:numPr>
       </w:pPr>
       <w:hyperlink r:id="rId23">
+        <w:r>
+          <w:rPr>
+            <w:rStyle w:val="VerbatimChar"/>
+          </w:rPr>
+          <w:t xml:space="preserve">docs/FOUNDATION_PACKAGES.md</w:t>
+        </w:r>
+      </w:hyperlink>
+      <w:r>
+        <w:t xml:space="preserve"> </w:t>
+      </w:r>
+      <w:r>
+        <w:t xml:space="preserve">— full catalogue of</w:t>
+      </w:r>
+      <w:r>
+        <w:t xml:space="preserve"> </w:t>
+      </w:r>
+      <w:r>
+        <w:rPr>
+          <w:rStyle w:val="VerbatimChar"/>
+        </w:rPr>
+        <w:t xml:space="preserve">pkg/</w:t>
+      </w:r>
+      <w:r>
+        <w:t xml:space="preserve"> </w:t>
+      </w:r>
+      <w:r>
+        <w:t xml:space="preserve">packages</w:t>
+      </w:r>
+    </w:p>
+    <w:p>
+      <w:pPr>
+        <w:pStyle w:val="Compact"/>
+        <w:numPr>
+          <w:ilvl w:val="0"/>
+          <w:numId w:val="1004"/>
+        </w:numPr>
+      </w:pPr>
+      <w:hyperlink r:id="rId24">
         <w:r>
           <w:rPr>
             <w:rStyle w:val="VerbatimChar"/>
@@ -3551,7 +3634,7 @@
           <w:numId w:val="1004"/>
         </w:numPr>
       </w:pPr>
-      <w:hyperlink r:id="rId24">
+      <w:hyperlink r:id="rId25">
         <w:r>
           <w:rPr>
             <w:rStyle w:val="VerbatimChar"/>
@@ -3590,7 +3673,7 @@
           <w:numId w:val="1004"/>
         </w:numPr>
       </w:pPr>
-      <w:hyperlink r:id="rId25">
+      <w:hyperlink r:id="rId26">
         <w:r>
           <w:rPr>
             <w:rStyle w:val="VerbatimChar"/>
@@ -3613,7 +3696,7 @@
           <w:numId w:val="1004"/>
         </w:numPr>
       </w:pPr>
-      <w:hyperlink r:id="rId26">
+      <w:hyperlink r:id="rId27">
         <w:r>
           <w:rPr>
             <w:rStyle w:val="VerbatimChar"/>
@@ -3630,7 +3713,7 @@
       <w:r>
         <w:t xml:space="preserve"> </w:t>
       </w:r>
-      <w:hyperlink r:id="rId27">
+      <w:hyperlink r:id="rId28">
         <w:r>
           <w:rPr>
             <w:rStyle w:val="VerbatimChar"/>
@@ -3647,7 +3730,7 @@
       <w:r>
         <w:t xml:space="preserve"> </w:t>
       </w:r>
-      <w:hyperlink r:id="rId28">
+      <w:hyperlink r:id="rId29">
         <w:r>
           <w:rPr>
             <w:rStyle w:val="VerbatimChar"/>
@@ -3670,7 +3753,7 @@
           <w:numId w:val="1004"/>
         </w:numPr>
       </w:pPr>
-      <w:hyperlink r:id="rId29">
+      <w:hyperlink r:id="rId30">
         <w:r>
           <w:rPr>
             <w:rStyle w:val="VerbatimChar"/>
@@ -3693,7 +3776,7 @@
           <w:numId w:val="1004"/>
         </w:numPr>
       </w:pPr>
-      <w:hyperlink r:id="rId30">
+      <w:hyperlink r:id="rId31">
         <w:r>
           <w:rPr>
             <w:rStyle w:val="VerbatimChar"/>
@@ -3708,7 +3791,7 @@
         <w:t xml:space="preserve">— release history</w:t>
       </w:r>
     </w:p>
-    <w:bookmarkStart w:id="31" w:name="X31176231b28ba5be0f37bf2e74baf59aaa3f3d3"/>
+    <w:bookmarkStart w:id="32" w:name="X31176231b28ba5be0f37bf2e74baf59aaa3f3d3"/>
     <w:p>
       <w:pPr>
         <w:pStyle w:val="Heading3"/>
@@ -3783,9 +3866,9 @@
         <w:t xml:space="preserve">, with no escape hatch. The mandate restates and cites Constitution §11.4.106 and the project rules CLAUDE-3 / AGENT-2 / QWEN-2.</w:t>
       </w:r>
     </w:p>
-    <w:bookmarkEnd w:id="31"/>
     <w:bookmarkEnd w:id="32"/>
-    <w:bookmarkStart w:id="33" w:name="development-model"/>
+    <w:bookmarkEnd w:id="33"/>
+    <w:bookmarkStart w:id="34" w:name="development-model"/>
     <w:p>
       <w:pPr>
         <w:pStyle w:val="Heading2"/>
@@ -3886,8 +3969,8 @@
         <w:t xml:space="preserve">tests, and an independent mutation bite per item that must fail the item’s named guard test. No item is marked Completed without that proof.</w:t>
       </w:r>
     </w:p>
-    <w:bookmarkEnd w:id="33"/>
-    <w:bookmarkStart w:id="34" w:name="contributing"/>
+    <w:bookmarkEnd w:id="34"/>
+    <w:bookmarkStart w:id="35" w:name="contributing"/>
     <w:p>
       <w:pPr>
         <w:pStyle w:val="Heading2"/>
@@ -3953,8 +4036,8 @@
         <w:t xml:space="preserve">Commit and open a Pull Request</w:t>
       </w:r>
     </w:p>
-    <w:bookmarkEnd w:id="34"/>
-    <w:bookmarkStart w:id="36" w:name="license"/>
+    <w:bookmarkEnd w:id="35"/>
+    <w:bookmarkStart w:id="37" w:name="license"/>
     <w:p>
       <w:pPr>
         <w:pStyle w:val="Heading2"/>
@@ -3973,7 +4056,7 @@
       <w:r>
         <w:t xml:space="preserve"> </w:t>
       </w:r>
-      <w:hyperlink r:id="rId35">
+      <w:hyperlink r:id="rId36">
         <w:r>
           <w:rPr>
             <w:rStyle w:val="Hyperlink"/>
@@ -3988,8 +4071,8 @@
         <w:t xml:space="preserve">for details.</w:t>
       </w:r>
     </w:p>
-    <w:bookmarkEnd w:id="36"/>
     <w:bookmarkEnd w:id="37"/>
+    <w:bookmarkEnd w:id="38"/>
     <w:sectPr>
       <w:footnotePr>
         <w:numRestart w:val="eachSect"/>

--- a/docs/export/README.docx
+++ b/docs/export/README.docx
@@ -10,7 +10,7 @@
         <w:t xml:space="preserve">README</w:t>
       </w:r>
     </w:p>
-    <w:bookmarkStart w:id="38" w:name="helix-cluster-os"/>
+    <w:bookmarkStart w:id="40" w:name="helix-cluster-os"/>
     <w:p>
       <w:pPr>
         <w:pStyle w:val="Heading1"/>
@@ -3433,7 +3433,7 @@
       </w:r>
     </w:p>
     <w:bookmarkEnd w:id="18"/>
-    <w:bookmarkStart w:id="33" w:name="documentation"/>
+    <w:bookmarkStart w:id="35" w:name="documentation"/>
     <w:p>
       <w:pPr>
         <w:pStyle w:val="Heading2"/>
@@ -3701,6 +3701,52 @@
           <w:rPr>
             <w:rStyle w:val="VerbatimChar"/>
           </w:rPr>
+          <w:t xml:space="preserve">docs/architecture/PHASE_8C_INTEGRATION.md</w:t>
+        </w:r>
+      </w:hyperlink>
+      <w:r>
+        <w:t xml:space="preserve"> </w:t>
+      </w:r>
+      <w:r>
+        <w:t xml:space="preserve">— code-grounded Phase 8C integration map: attestation→scheduler, e2ee→orchestrator, marketplace seams (implemented vs PLANNED) (HXC-1614)</w:t>
+      </w:r>
+    </w:p>
+    <w:p>
+      <w:pPr>
+        <w:pStyle w:val="Compact"/>
+        <w:numPr>
+          <w:ilvl w:val="0"/>
+          <w:numId w:val="1004"/>
+        </w:numPr>
+      </w:pPr>
+      <w:hyperlink r:id="rId28">
+        <w:r>
+          <w:rPr>
+            <w:rStyle w:val="VerbatimChar"/>
+          </w:rPr>
+          <w:t xml:space="preserve">docs/PHASE_8C_EXIT_GATE_EVIDENCE.md</w:t>
+        </w:r>
+      </w:hyperlink>
+      <w:r>
+        <w:t xml:space="preserve"> </w:t>
+      </w:r>
+      <w:r>
+        <w:t xml:space="preserve">— Phase 8C CLAUDE-1 exit-gate evidence matrix (PROVEN / PARTIAL / NOT-YET, each row tied to a real test or a Queued ticket) (HXC-1613)</w:t>
+      </w:r>
+    </w:p>
+    <w:p>
+      <w:pPr>
+        <w:pStyle w:val="Compact"/>
+        <w:numPr>
+          <w:ilvl w:val="0"/>
+          <w:numId w:val="1004"/>
+        </w:numPr>
+      </w:pPr>
+      <w:hyperlink r:id="rId29">
+        <w:r>
+          <w:rPr>
+            <w:rStyle w:val="VerbatimChar"/>
+          </w:rPr>
           <w:t xml:space="preserve">CODING_STANDARDS_GO.md</w:t>
         </w:r>
       </w:hyperlink>
@@ -3713,7 +3759,7 @@
       <w:r>
         <w:t xml:space="preserve"> </w:t>
       </w:r>
-      <w:hyperlink r:id="rId28">
+      <w:hyperlink r:id="rId30">
         <w:r>
           <w:rPr>
             <w:rStyle w:val="VerbatimChar"/>
@@ -3730,7 +3776,7 @@
       <w:r>
         <w:t xml:space="preserve"> </w:t>
       </w:r>
-      <w:hyperlink r:id="rId29">
+      <w:hyperlink r:id="rId31">
         <w:r>
           <w:rPr>
             <w:rStyle w:val="VerbatimChar"/>
@@ -3753,7 +3799,7 @@
           <w:numId w:val="1004"/>
         </w:numPr>
       </w:pPr>
-      <w:hyperlink r:id="rId30">
+      <w:hyperlink r:id="rId32">
         <w:r>
           <w:rPr>
             <w:rStyle w:val="VerbatimChar"/>
@@ -3776,7 +3822,7 @@
           <w:numId w:val="1004"/>
         </w:numPr>
       </w:pPr>
-      <w:hyperlink r:id="rId31">
+      <w:hyperlink r:id="rId33">
         <w:r>
           <w:rPr>
             <w:rStyle w:val="VerbatimChar"/>
@@ -3791,7 +3837,7 @@
         <w:t xml:space="preserve">— release history</w:t>
       </w:r>
     </w:p>
-    <w:bookmarkStart w:id="32" w:name="X31176231b28ba5be0f37bf2e74baf59aaa3f3d3"/>
+    <w:bookmarkStart w:id="34" w:name="X31176231b28ba5be0f37bf2e74baf59aaa3f3d3"/>
     <w:p>
       <w:pPr>
         <w:pStyle w:val="Heading3"/>
@@ -3866,9 +3912,9 @@
         <w:t xml:space="preserve">, with no escape hatch. The mandate restates and cites Constitution §11.4.106 and the project rules CLAUDE-3 / AGENT-2 / QWEN-2.</w:t>
       </w:r>
     </w:p>
-    <w:bookmarkEnd w:id="32"/>
-    <w:bookmarkEnd w:id="33"/>
-    <w:bookmarkStart w:id="34" w:name="development-model"/>
+    <w:bookmarkEnd w:id="34"/>
+    <w:bookmarkEnd w:id="35"/>
+    <w:bookmarkStart w:id="36" w:name="development-model"/>
     <w:p>
       <w:pPr>
         <w:pStyle w:val="Heading2"/>
@@ -3969,8 +4015,8 @@
         <w:t xml:space="preserve">tests, and an independent mutation bite per item that must fail the item’s named guard test. No item is marked Completed without that proof.</w:t>
       </w:r>
     </w:p>
-    <w:bookmarkEnd w:id="34"/>
-    <w:bookmarkStart w:id="35" w:name="contributing"/>
+    <w:bookmarkEnd w:id="36"/>
+    <w:bookmarkStart w:id="37" w:name="contributing"/>
     <w:p>
       <w:pPr>
         <w:pStyle w:val="Heading2"/>
@@ -4036,8 +4082,8 @@
         <w:t xml:space="preserve">Commit and open a Pull Request</w:t>
       </w:r>
     </w:p>
-    <w:bookmarkEnd w:id="35"/>
-    <w:bookmarkStart w:id="37" w:name="license"/>
+    <w:bookmarkEnd w:id="37"/>
+    <w:bookmarkStart w:id="39" w:name="license"/>
     <w:p>
       <w:pPr>
         <w:pStyle w:val="Heading2"/>
@@ -4056,7 +4102,7 @@
       <w:r>
         <w:t xml:space="preserve"> </w:t>
       </w:r>
-      <w:hyperlink r:id="rId36">
+      <w:hyperlink r:id="rId38">
         <w:r>
           <w:rPr>
             <w:rStyle w:val="Hyperlink"/>
@@ -4071,8 +4117,8 @@
         <w:t xml:space="preserve">for details.</w:t>
       </w:r>
     </w:p>
-    <w:bookmarkEnd w:id="37"/>
-    <w:bookmarkEnd w:id="38"/>
+    <w:bookmarkEnd w:id="39"/>
+    <w:bookmarkEnd w:id="40"/>
     <w:sectPr>
       <w:footnotePr>
         <w:numRestart w:val="eachSect"/>

--- a/docs/export/README.docx
+++ b/docs/export/README.docx
@@ -10,7 +10,7 @@
         <w:t xml:space="preserve">README</w:t>
       </w:r>
     </w:p>
-    <w:bookmarkStart w:id="40" w:name="helix-cluster-os"/>
+    <w:bookmarkStart w:id="58" w:name="helix-cluster-os"/>
     <w:p>
       <w:pPr>
         <w:pStyle w:val="Heading1"/>
@@ -3433,7 +3433,7 @@
       </w:r>
     </w:p>
     <w:bookmarkEnd w:id="18"/>
-    <w:bookmarkStart w:id="35" w:name="documentation"/>
+    <w:bookmarkStart w:id="53" w:name="documentation"/>
     <w:p>
       <w:pPr>
         <w:pStyle w:val="Heading2"/>
@@ -3734,15 +3734,426 @@
         <w:t xml:space="preserve">— Phase 8C CLAUDE-1 exit-gate evidence matrix (PROVEN / PARTIAL / NOT-YET, each row tied to a real test or a Queued ticket) (HXC-1613)</w:t>
       </w:r>
     </w:p>
+    <w:bookmarkStart w:id="35" w:name="user-documentation"/>
+    <w:p>
+      <w:pPr>
+        <w:pStyle w:val="Heading3"/>
+      </w:pPr>
+      <w:r>
+        <w:t xml:space="preserve">User documentation</w:t>
+      </w:r>
+    </w:p>
     <w:p>
       <w:pPr>
         <w:pStyle w:val="Compact"/>
         <w:numPr>
           <w:ilvl w:val="0"/>
-          <w:numId w:val="1004"/>
+          <w:numId w:val="1005"/>
         </w:numPr>
       </w:pPr>
       <w:hyperlink r:id="rId29">
+        <w:r>
+          <w:rPr>
+            <w:rStyle w:val="VerbatimChar"/>
+          </w:rPr>
+          <w:t xml:space="preserve">docs/USER_MANUAL.md</w:t>
+        </w:r>
+      </w:hyperlink>
+      <w:r>
+        <w:t xml:space="preserve"> </w:t>
+      </w:r>
+      <w:r>
+        <w:t xml:space="preserve">—</w:t>
+      </w:r>
+      <w:r>
+        <w:t xml:space="preserve"> </w:t>
+      </w:r>
+      <w:r>
+        <w:rPr>
+          <w:b/>
+          <w:bCs/>
+        </w:rPr>
+        <w:t xml:space="preserve">operator manual</w:t>
+      </w:r>
+      <w:r>
+        <w:t xml:space="preserve">: prerequisites, build, configuration (</w:t>
+      </w:r>
+      <w:r>
+        <w:rPr>
+          <w:rStyle w:val="VerbatimChar"/>
+        </w:rPr>
+        <w:t xml:space="preserve">.env</w:t>
+      </w:r>
+      <w:r>
+        <w:t xml:space="preserve">), bringing services up, DB migrations, observability, SBOM/vuln scanning, host-safety; every command grounded in a real Make target / binary / script</w:t>
+      </w:r>
+    </w:p>
+    <w:p>
+      <w:pPr>
+        <w:pStyle w:val="Compact"/>
+        <w:numPr>
+          <w:ilvl w:val="0"/>
+          <w:numId w:val="1005"/>
+        </w:numPr>
+      </w:pPr>
+      <w:hyperlink r:id="rId30">
+        <w:r>
+          <w:rPr>
+            <w:rStyle w:val="VerbatimChar"/>
+          </w:rPr>
+          <w:t xml:space="preserve">docs/USER_GUIDE.md</w:t>
+        </w:r>
+      </w:hyperlink>
+      <w:r>
+        <w:t xml:space="preserve"> </w:t>
+      </w:r>
+      <w:r>
+        <w:t xml:space="preserve">—</w:t>
+      </w:r>
+      <w:r>
+        <w:t xml:space="preserve"> </w:t>
+      </w:r>
+      <w:r>
+        <w:rPr>
+          <w:b/>
+          <w:bCs/>
+        </w:rPr>
+        <w:t xml:space="preserve">end-user guide</w:t>
+      </w:r>
+      <w:r>
+        <w:t xml:space="preserve">: the request/session model, submitting work, E2EE confidential inference, and an honest single-host-vs-deployed-cluster capability split</w:t>
+      </w:r>
+    </w:p>
+    <w:p>
+      <w:pPr>
+        <w:pStyle w:val="Compact"/>
+        <w:numPr>
+          <w:ilvl w:val="0"/>
+          <w:numId w:val="1005"/>
+        </w:numPr>
+      </w:pPr>
+      <w:hyperlink r:id="rId31">
+        <w:r>
+          <w:rPr>
+            <w:rStyle w:val="VerbatimChar"/>
+          </w:rPr>
+          <w:t xml:space="preserve">docs/guides/getting-started.md</w:t>
+        </w:r>
+      </w:hyperlink>
+      <w:r>
+        <w:t xml:space="preserve"> </w:t>
+      </w:r>
+      <w:r>
+        <w:t xml:space="preserve">·</w:t>
+      </w:r>
+      <w:r>
+        <w:t xml:space="preserve"> </w:t>
+      </w:r>
+      <w:hyperlink r:id="rId32">
+        <w:r>
+          <w:rPr>
+            <w:rStyle w:val="VerbatimChar"/>
+          </w:rPr>
+          <w:t xml:space="preserve">docs/guides/development.md</w:t>
+        </w:r>
+      </w:hyperlink>
+      <w:r>
+        <w:t xml:space="preserve"> </w:t>
+      </w:r>
+      <w:r>
+        <w:t xml:space="preserve">·</w:t>
+      </w:r>
+      <w:r>
+        <w:t xml:space="preserve"> </w:t>
+      </w:r>
+      <w:hyperlink r:id="rId33">
+        <w:r>
+          <w:rPr>
+            <w:rStyle w:val="VerbatimChar"/>
+          </w:rPr>
+          <w:t xml:space="preserve">docs/guides/operations.md</w:t>
+        </w:r>
+      </w:hyperlink>
+      <w:r>
+        <w:t xml:space="preserve"> </w:t>
+      </w:r>
+      <w:r>
+        <w:t xml:space="preserve">·</w:t>
+      </w:r>
+      <w:r>
+        <w:t xml:space="preserve"> </w:t>
+      </w:r>
+      <w:hyperlink r:id="rId34">
+        <w:r>
+          <w:rPr>
+            <w:rStyle w:val="VerbatimChar"/>
+          </w:rPr>
+          <w:t xml:space="preserve">docs/guides/architecture.md</w:t>
+        </w:r>
+      </w:hyperlink>
+      <w:r>
+        <w:t xml:space="preserve"> </w:t>
+      </w:r>
+      <w:r>
+        <w:t xml:space="preserve">— developer/operator guides</w:t>
+      </w:r>
+    </w:p>
+    <w:bookmarkEnd w:id="35"/>
+    <w:bookmarkStart w:id="40" w:name="reference-quality"/>
+    <w:p>
+      <w:pPr>
+        <w:pStyle w:val="Heading3"/>
+      </w:pPr>
+      <w:r>
+        <w:t xml:space="preserve">Reference &amp; quality</w:t>
+      </w:r>
+    </w:p>
+    <w:p>
+      <w:pPr>
+        <w:pStyle w:val="Compact"/>
+        <w:numPr>
+          <w:ilvl w:val="0"/>
+          <w:numId w:val="1006"/>
+        </w:numPr>
+      </w:pPr>
+      <w:hyperlink r:id="rId36">
+        <w:r>
+          <w:rPr>
+            <w:rStyle w:val="VerbatimChar"/>
+          </w:rPr>
+          <w:t xml:space="preserve">docs/DATABASE_SCHEMA.md</w:t>
+        </w:r>
+      </w:hyperlink>
+      <w:r>
+        <w:t xml:space="preserve"> </w:t>
+      </w:r>
+      <w:r>
+        <w:t xml:space="preserve">—</w:t>
+      </w:r>
+      <w:r>
+        <w:t xml:space="preserve"> </w:t>
+      </w:r>
+      <w:r>
+        <w:rPr>
+          <w:b/>
+          <w:bCs/>
+        </w:rPr>
+        <w:t xml:space="preserve">SQL schema reference</w:t>
+      </w:r>
+      <w:r>
+        <w:t xml:space="preserve">: every table/column/index/trigger from</w:t>
+      </w:r>
+      <w:r>
+        <w:t xml:space="preserve"> </w:t>
+      </w:r>
+      <w:r>
+        <w:rPr>
+          <w:rStyle w:val="VerbatimChar"/>
+        </w:rPr>
+        <w:t xml:space="preserve">migrations/postgresql/</w:t>
+      </w:r>
+      <w:r>
+        <w:t xml:space="preserve">, a Mermaid ER diagram, and the migrate-chain-vs-primary-schema reconciliation note</w:t>
+      </w:r>
+    </w:p>
+    <w:p>
+      <w:pPr>
+        <w:pStyle w:val="Compact"/>
+        <w:numPr>
+          <w:ilvl w:val="0"/>
+          <w:numId w:val="1006"/>
+        </w:numPr>
+      </w:pPr>
+      <w:hyperlink r:id="rId37">
+        <w:r>
+          <w:rPr>
+            <w:rStyle w:val="VerbatimChar"/>
+          </w:rPr>
+          <w:t xml:space="preserve">docs/ARCHITECTURE_DIAGRAMS.md</w:t>
+        </w:r>
+      </w:hyperlink>
+      <w:r>
+        <w:t xml:space="preserve"> </w:t>
+      </w:r>
+      <w:r>
+        <w:t xml:space="preserve">—</w:t>
+      </w:r>
+      <w:r>
+        <w:t xml:space="preserve"> </w:t>
+      </w:r>
+      <w:r>
+        <w:rPr>
+          <w:b/>
+          <w:bCs/>
+        </w:rPr>
+        <w:t xml:space="preserve">consolidated Mermaid diagrams</w:t>
+      </w:r>
+      <w:r>
+        <w:t xml:space="preserve">: L0–L7 stack, control-plane services, request/data flow (with E2EE/attestation seams), tier matrix</w:t>
+      </w:r>
+    </w:p>
+    <w:p>
+      <w:pPr>
+        <w:pStyle w:val="Compact"/>
+        <w:numPr>
+          <w:ilvl w:val="0"/>
+          <w:numId w:val="1006"/>
+        </w:numPr>
+      </w:pPr>
+      <w:hyperlink r:id="rId38">
+        <w:r>
+          <w:rPr>
+            <w:rStyle w:val="VerbatimChar"/>
+          </w:rPr>
+          <w:t xml:space="preserve">docs/TEST_COVERAGE_REPORT.md</w:t>
+        </w:r>
+      </w:hyperlink>
+      <w:r>
+        <w:t xml:space="preserve"> </w:t>
+      </w:r>
+      <w:r>
+        <w:t xml:space="preserve">—</w:t>
+      </w:r>
+      <w:r>
+        <w:t xml:space="preserve"> </w:t>
+      </w:r>
+      <w:r>
+        <w:rPr>
+          <w:b/>
+          <w:bCs/>
+        </w:rPr>
+        <w:t xml:space="preserve">test coverage report</w:t>
+      </w:r>
+      <w:r>
+        <w:t xml:space="preserve">: real measured statement coverage (main 82.4% / security 87.8%) + per-test-type inventory (unit/integration/E2E/stress/chaos/benchmark/fuzz/race/security/challenges)</w:t>
+      </w:r>
+    </w:p>
+    <w:p>
+      <w:pPr>
+        <w:pStyle w:val="Compact"/>
+        <w:numPr>
+          <w:ilvl w:val="0"/>
+          <w:numId w:val="1006"/>
+        </w:numPr>
+      </w:pPr>
+      <w:hyperlink r:id="rId39">
+        <w:r>
+          <w:rPr>
+            <w:rStyle w:val="VerbatimChar"/>
+          </w:rPr>
+          <w:t xml:space="preserve">docs/PRODUCTION_READINESS_REVIEW.md</w:t>
+        </w:r>
+      </w:hyperlink>
+      <w:r>
+        <w:t xml:space="preserve"> </w:t>
+      </w:r>
+      <w:r>
+        <w:t xml:space="preserve">— honest 80-item production-readiness review (HXC-1286)</w:t>
+      </w:r>
+    </w:p>
+    <w:bookmarkEnd w:id="40"/>
+    <w:bookmarkStart w:id="45" w:name="security"/>
+    <w:p>
+      <w:pPr>
+        <w:pStyle w:val="Heading3"/>
+      </w:pPr>
+      <w:r>
+        <w:t xml:space="preserve">Security</w:t>
+      </w:r>
+    </w:p>
+    <w:p>
+      <w:pPr>
+        <w:pStyle w:val="Compact"/>
+        <w:numPr>
+          <w:ilvl w:val="0"/>
+          <w:numId w:val="1007"/>
+        </w:numPr>
+      </w:pPr>
+      <w:hyperlink r:id="rId41">
+        <w:r>
+          <w:rPr>
+            <w:rStyle w:val="VerbatimChar"/>
+          </w:rPr>
+          <w:t xml:space="preserve">docs/security/threat-model.md</w:t>
+        </w:r>
+      </w:hyperlink>
+      <w:r>
+        <w:t xml:space="preserve"> </w:t>
+      </w:r>
+      <w:r>
+        <w:t xml:space="preserve">·</w:t>
+      </w:r>
+      <w:r>
+        <w:t xml:space="preserve"> </w:t>
+      </w:r>
+      <w:hyperlink r:id="rId42">
+        <w:r>
+          <w:rPr>
+            <w:rStyle w:val="VerbatimChar"/>
+          </w:rPr>
+          <w:t xml:space="preserve">docs/security/rbac.md</w:t>
+        </w:r>
+      </w:hyperlink>
+      <w:r>
+        <w:t xml:space="preserve"> </w:t>
+      </w:r>
+      <w:r>
+        <w:t xml:space="preserve">·</w:t>
+      </w:r>
+      <w:r>
+        <w:t xml:space="preserve"> </w:t>
+      </w:r>
+      <w:hyperlink r:id="rId43">
+        <w:r>
+          <w:rPr>
+            <w:rStyle w:val="VerbatimChar"/>
+          </w:rPr>
+          <w:t xml:space="preserve">docs/security/tls-setup.md</w:t>
+        </w:r>
+      </w:hyperlink>
+      <w:r>
+        <w:t xml:space="preserve"> </w:t>
+      </w:r>
+      <w:r>
+        <w:t xml:space="preserve">·</w:t>
+      </w:r>
+      <w:r>
+        <w:t xml:space="preserve"> </w:t>
+      </w:r>
+      <w:hyperlink r:id="rId44">
+        <w:r>
+          <w:rPr>
+            <w:rStyle w:val="VerbatimChar"/>
+          </w:rPr>
+          <w:t xml:space="preserve">docs/security/sbom.md</w:t>
+        </w:r>
+      </w:hyperlink>
+      <w:r>
+        <w:t xml:space="preserve"> </w:t>
+      </w:r>
+      <w:r>
+        <w:t xml:space="preserve">— threat model, RBAC, TLS/mTLS, SBOM</w:t>
+      </w:r>
+    </w:p>
+    <w:bookmarkEnd w:id="45"/>
+    <w:bookmarkStart w:id="51" w:name="standards-process"/>
+    <w:p>
+      <w:pPr>
+        <w:pStyle w:val="Heading3"/>
+      </w:pPr>
+      <w:r>
+        <w:t xml:space="preserve">Standards &amp; process</w:t>
+      </w:r>
+    </w:p>
+    <w:p>
+      <w:pPr>
+        <w:pStyle w:val="Compact"/>
+        <w:numPr>
+          <w:ilvl w:val="0"/>
+          <w:numId w:val="1008"/>
+        </w:numPr>
+      </w:pPr>
+      <w:hyperlink r:id="rId46">
         <w:r>
           <w:rPr>
             <w:rStyle w:val="VerbatimChar"/>
@@ -3759,7 +4170,7 @@
       <w:r>
         <w:t xml:space="preserve"> </w:t>
       </w:r>
-      <w:hyperlink r:id="rId30">
+      <w:hyperlink r:id="rId47">
         <w:r>
           <w:rPr>
             <w:rStyle w:val="VerbatimChar"/>
@@ -3776,7 +4187,7 @@
       <w:r>
         <w:t xml:space="preserve"> </w:t>
       </w:r>
-      <w:hyperlink r:id="rId31">
+      <w:hyperlink r:id="rId48">
         <w:r>
           <w:rPr>
             <w:rStyle w:val="VerbatimChar"/>
@@ -3796,10 +4207,10 @@
         <w:pStyle w:val="Compact"/>
         <w:numPr>
           <w:ilvl w:val="0"/>
-          <w:numId w:val="1004"/>
+          <w:numId w:val="1008"/>
         </w:numPr>
       </w:pPr>
-      <w:hyperlink r:id="rId32">
+      <w:hyperlink r:id="rId49">
         <w:r>
           <w:rPr>
             <w:rStyle w:val="VerbatimChar"/>
@@ -3819,10 +4230,10 @@
         <w:pStyle w:val="Compact"/>
         <w:numPr>
           <w:ilvl w:val="0"/>
-          <w:numId w:val="1004"/>
+          <w:numId w:val="1008"/>
         </w:numPr>
       </w:pPr>
-      <w:hyperlink r:id="rId33">
+      <w:hyperlink r:id="rId50">
         <w:r>
           <w:rPr>
             <w:rStyle w:val="VerbatimChar"/>
@@ -3837,7 +4248,8 @@
         <w:t xml:space="preserve">— release history</w:t>
       </w:r>
     </w:p>
-    <w:bookmarkStart w:id="34" w:name="X31176231b28ba5be0f37bf2e74baf59aaa3f3d3"/>
+    <w:bookmarkEnd w:id="51"/>
+    <w:bookmarkStart w:id="52" w:name="X31176231b28ba5be0f37bf2e74baf59aaa3f3d3"/>
     <w:p>
       <w:pPr>
         <w:pStyle w:val="Heading3"/>
@@ -3912,9 +4324,9 @@
         <w:t xml:space="preserve">, with no escape hatch. The mandate restates and cites Constitution §11.4.106 and the project rules CLAUDE-3 / AGENT-2 / QWEN-2.</w:t>
       </w:r>
     </w:p>
-    <w:bookmarkEnd w:id="34"/>
-    <w:bookmarkEnd w:id="35"/>
-    <w:bookmarkStart w:id="36" w:name="development-model"/>
+    <w:bookmarkEnd w:id="52"/>
+    <w:bookmarkEnd w:id="53"/>
+    <w:bookmarkStart w:id="54" w:name="development-model"/>
     <w:p>
       <w:pPr>
         <w:pStyle w:val="Heading2"/>
@@ -4015,8 +4427,8 @@
         <w:t xml:space="preserve">tests, and an independent mutation bite per item that must fail the item’s named guard test. No item is marked Completed without that proof.</w:t>
       </w:r>
     </w:p>
-    <w:bookmarkEnd w:id="36"/>
-    <w:bookmarkStart w:id="37" w:name="contributing"/>
+    <w:bookmarkEnd w:id="54"/>
+    <w:bookmarkStart w:id="55" w:name="contributing"/>
     <w:p>
       <w:pPr>
         <w:pStyle w:val="Heading2"/>
@@ -4030,7 +4442,7 @@
         <w:pStyle w:val="Compact"/>
         <w:numPr>
           <w:ilvl w:val="0"/>
-          <w:numId w:val="1005"/>
+          <w:numId w:val="1009"/>
         </w:numPr>
       </w:pPr>
       <w:r>
@@ -4042,7 +4454,7 @@
         <w:pStyle w:val="Compact"/>
         <w:numPr>
           <w:ilvl w:val="0"/>
-          <w:numId w:val="1005"/>
+          <w:numId w:val="1009"/>
         </w:numPr>
       </w:pPr>
       <w:r>
@@ -4054,7 +4466,7 @@
         <w:pStyle w:val="Compact"/>
         <w:numPr>
           <w:ilvl w:val="0"/>
-          <w:numId w:val="1005"/>
+          <w:numId w:val="1009"/>
         </w:numPr>
       </w:pPr>
       <w:r>
@@ -4075,15 +4487,15 @@
         <w:pStyle w:val="Compact"/>
         <w:numPr>
           <w:ilvl w:val="0"/>
-          <w:numId w:val="1005"/>
+          <w:numId w:val="1009"/>
         </w:numPr>
       </w:pPr>
       <w:r>
         <w:t xml:space="preserve">Commit and open a Pull Request</w:t>
       </w:r>
     </w:p>
-    <w:bookmarkEnd w:id="37"/>
-    <w:bookmarkStart w:id="39" w:name="license"/>
+    <w:bookmarkEnd w:id="55"/>
+    <w:bookmarkStart w:id="57" w:name="license"/>
     <w:p>
       <w:pPr>
         <w:pStyle w:val="Heading2"/>
@@ -4102,7 +4514,7 @@
       <w:r>
         <w:t xml:space="preserve"> </w:t>
       </w:r>
-      <w:hyperlink r:id="rId38">
+      <w:hyperlink r:id="rId56">
         <w:r>
           <w:rPr>
             <w:rStyle w:val="Hyperlink"/>
@@ -4117,8 +4529,8 @@
         <w:t xml:space="preserve">for details.</w:t>
       </w:r>
     </w:p>
-    <w:bookmarkEnd w:id="39"/>
-    <w:bookmarkEnd w:id="40"/>
+    <w:bookmarkEnd w:id="57"/>
+    <w:bookmarkEnd w:id="58"/>
     <w:sectPr>
       <w:footnotePr>
         <w:numRestart w:val="eachSect"/>
@@ -4433,6 +4845,18 @@
     <w:abstractNumId w:val="991"/>
   </w:num>
   <w:num w:numId="1005">
+    <w:abstractNumId w:val="991"/>
+  </w:num>
+  <w:num w:numId="1006">
+    <w:abstractNumId w:val="991"/>
+  </w:num>
+  <w:num w:numId="1007">
+    <w:abstractNumId w:val="991"/>
+  </w:num>
+  <w:num w:numId="1008">
+    <w:abstractNumId w:val="991"/>
+  </w:num>
+  <w:num w:numId="1009">
     <w:abstractNumId w:val="99411"/>
     <w:lvlOverride w:ilvl="0">
       <w:startOverride w:val="1"/>

--- a/docs/export/README.docx
+++ b/docs/export/README.docx
@@ -10,7 +10,7 @@
         <w:t xml:space="preserve">README</w:t>
       </w:r>
     </w:p>
-    <w:bookmarkStart w:id="58" w:name="helix-cluster-os"/>
+    <w:bookmarkStart w:id="59" w:name="helix-cluster-os"/>
     <w:p>
       <w:pPr>
         <w:pStyle w:val="Heading1"/>
@@ -3433,7 +3433,7 @@
       </w:r>
     </w:p>
     <w:bookmarkEnd w:id="18"/>
-    <w:bookmarkStart w:id="53" w:name="documentation"/>
+    <w:bookmarkStart w:id="54" w:name="documentation"/>
     <w:p>
       <w:pPr>
         <w:pStyle w:val="Heading2"/>
@@ -3578,29 +3578,71 @@
           <w:rPr>
             <w:rStyle w:val="VerbatimChar"/>
           </w:rPr>
-          <w:t xml:space="preserve">docs/FOUNDATION_PACKAGES.md</w:t>
+          <w:t xml:space="preserve">docs/consensus.md</w:t>
         </w:r>
       </w:hyperlink>
       <w:r>
         <w:t xml:space="preserve"> </w:t>
       </w:r>
       <w:r>
-        <w:t xml:space="preserve">— full catalogue of</w:t>
-      </w:r>
-      <w:r>
-        <w:t xml:space="preserve"> </w:t>
+        <w:t xml:space="preserve">— Raft consensus subsystem (</w:t>
       </w:r>
       <w:r>
         <w:rPr>
           <w:rStyle w:val="VerbatimChar"/>
         </w:rPr>
-        <w:t xml:space="preserve">pkg/</w:t>
-      </w:r>
-      <w:r>
-        <w:t xml:space="preserve"> </w:t>
-      </w:r>
-      <w:r>
-        <w:t xml:space="preserve">packages</w:t>
+        <w:t xml:space="preserve">pkg/raft</w:t>
+      </w:r>
+      <w:r>
+        <w:t xml:space="preserve"> </w:t>
+      </w:r>
+      <w:r>
+        <w:t xml:space="preserve">+</w:t>
+      </w:r>
+      <w:r>
+        <w:t xml:space="preserve"> </w:t>
+      </w:r>
+      <w:r>
+        <w:rPr>
+          <w:rStyle w:val="VerbatimChar"/>
+        </w:rPr>
+        <w:t xml:space="preserve">helix-raftd</w:t>
+      </w:r>
+      <w:r>
+        <w:t xml:space="preserve">): the</w:t>
+      </w:r>
+      <w:r>
+        <w:t xml:space="preserve"> </w:t>
+      </w:r>
+      <w:r>
+        <w:rPr>
+          <w:rStyle w:val="VerbatimChar"/>
+        </w:rPr>
+        <w:t xml:space="preserve">KVFSM</w:t>
+      </w:r>
+      <w:r>
+        <w:t xml:space="preserve">/</w:t>
+      </w:r>
+      <w:r>
+        <w:rPr>
+          <w:rStyle w:val="VerbatimChar"/>
+        </w:rPr>
+        <w:t xml:space="preserve">Node</w:t>
+      </w:r>
+      <w:r>
+        <w:t xml:space="preserve">/</w:t>
+      </w:r>
+      <w:r>
+        <w:rPr>
+          <w:rStyle w:val="VerbatimChar"/>
+        </w:rPr>
+        <w:t xml:space="preserve">Cluster</w:t>
+      </w:r>
+      <w:r>
+        <w:t xml:space="preserve"> </w:t>
+      </w:r>
+      <w:r>
+        <w:t xml:space="preserve">contract and the transport/storage ladder (in-mem → real TCP → on-disk BoltDB → combined persistent+networked → fixed-address multi-process daemon), with the multi-process kill+restart-from-disk E2E and the TLC-verified snapshot/log-compaction safety spec (HXC-974/976/978/979/982)</w:t>
       </w:r>
     </w:p>
     <w:p>
@@ -3612,6 +3654,44 @@
         </w:numPr>
       </w:pPr>
       <w:hyperlink r:id="rId24">
+        <w:r>
+          <w:rPr>
+            <w:rStyle w:val="VerbatimChar"/>
+          </w:rPr>
+          <w:t xml:space="preserve">docs/FOUNDATION_PACKAGES.md</w:t>
+        </w:r>
+      </w:hyperlink>
+      <w:r>
+        <w:t xml:space="preserve"> </w:t>
+      </w:r>
+      <w:r>
+        <w:t xml:space="preserve">— full catalogue of</w:t>
+      </w:r>
+      <w:r>
+        <w:t xml:space="preserve"> </w:t>
+      </w:r>
+      <w:r>
+        <w:rPr>
+          <w:rStyle w:val="VerbatimChar"/>
+        </w:rPr>
+        <w:t xml:space="preserve">pkg/</w:t>
+      </w:r>
+      <w:r>
+        <w:t xml:space="preserve"> </w:t>
+      </w:r>
+      <w:r>
+        <w:t xml:space="preserve">packages</w:t>
+      </w:r>
+    </w:p>
+    <w:p>
+      <w:pPr>
+        <w:pStyle w:val="Compact"/>
+        <w:numPr>
+          <w:ilvl w:val="0"/>
+          <w:numId w:val="1004"/>
+        </w:numPr>
+      </w:pPr>
+      <w:hyperlink r:id="rId25">
         <w:r>
           <w:rPr>
             <w:rStyle w:val="VerbatimChar"/>
@@ -3634,7 +3714,7 @@
           <w:numId w:val="1004"/>
         </w:numPr>
       </w:pPr>
-      <w:hyperlink r:id="rId25">
+      <w:hyperlink r:id="rId26">
         <w:r>
           <w:rPr>
             <w:rStyle w:val="VerbatimChar"/>
@@ -3673,7 +3753,7 @@
           <w:numId w:val="1004"/>
         </w:numPr>
       </w:pPr>
-      <w:hyperlink r:id="rId26">
+      <w:hyperlink r:id="rId27">
         <w:r>
           <w:rPr>
             <w:rStyle w:val="VerbatimChar"/>
@@ -3696,7 +3776,7 @@
           <w:numId w:val="1004"/>
         </w:numPr>
       </w:pPr>
-      <w:hyperlink r:id="rId27">
+      <w:hyperlink r:id="rId28">
         <w:r>
           <w:rPr>
             <w:rStyle w:val="VerbatimChar"/>
@@ -3719,7 +3799,7 @@
           <w:numId w:val="1004"/>
         </w:numPr>
       </w:pPr>
-      <w:hyperlink r:id="rId28">
+      <w:hyperlink r:id="rId29">
         <w:r>
           <w:rPr>
             <w:rStyle w:val="VerbatimChar"/>
@@ -3734,7 +3814,7 @@
         <w:t xml:space="preserve">— Phase 8C CLAUDE-1 exit-gate evidence matrix (PROVEN / PARTIAL / NOT-YET, each row tied to a real test or a Queued ticket) (HXC-1613)</w:t>
       </w:r>
     </w:p>
-    <w:bookmarkStart w:id="35" w:name="user-documentation"/>
+    <w:bookmarkStart w:id="36" w:name="user-documentation"/>
     <w:p>
       <w:pPr>
         <w:pStyle w:val="Heading3"/>
@@ -3751,7 +3831,7 @@
           <w:numId w:val="1005"/>
         </w:numPr>
       </w:pPr>
-      <w:hyperlink r:id="rId29">
+      <w:hyperlink r:id="rId30">
         <w:r>
           <w:rPr>
             <w:rStyle w:val="VerbatimChar"/>
@@ -3796,7 +3876,7 @@
           <w:numId w:val="1005"/>
         </w:numPr>
       </w:pPr>
-      <w:hyperlink r:id="rId30">
+      <w:hyperlink r:id="rId31">
         <w:r>
           <w:rPr>
             <w:rStyle w:val="VerbatimChar"/>
@@ -3832,7 +3912,7 @@
           <w:numId w:val="1005"/>
         </w:numPr>
       </w:pPr>
-      <w:hyperlink r:id="rId31">
+      <w:hyperlink r:id="rId32">
         <w:r>
           <w:rPr>
             <w:rStyle w:val="VerbatimChar"/>
@@ -3849,7 +3929,7 @@
       <w:r>
         <w:t xml:space="preserve"> </w:t>
       </w:r>
-      <w:hyperlink r:id="rId32">
+      <w:hyperlink r:id="rId33">
         <w:r>
           <w:rPr>
             <w:rStyle w:val="VerbatimChar"/>
@@ -3866,7 +3946,7 @@
       <w:r>
         <w:t xml:space="preserve"> </w:t>
       </w:r>
-      <w:hyperlink r:id="rId33">
+      <w:hyperlink r:id="rId34">
         <w:r>
           <w:rPr>
             <w:rStyle w:val="VerbatimChar"/>
@@ -3883,7 +3963,7 @@
       <w:r>
         <w:t xml:space="preserve"> </w:t>
       </w:r>
-      <w:hyperlink r:id="rId34">
+      <w:hyperlink r:id="rId35">
         <w:r>
           <w:rPr>
             <w:rStyle w:val="VerbatimChar"/>
@@ -3898,8 +3978,8 @@
         <w:t xml:space="preserve">— developer/operator guides</w:t>
       </w:r>
     </w:p>
-    <w:bookmarkEnd w:id="35"/>
-    <w:bookmarkStart w:id="40" w:name="reference-quality"/>
+    <w:bookmarkEnd w:id="36"/>
+    <w:bookmarkStart w:id="41" w:name="reference-quality"/>
     <w:p>
       <w:pPr>
         <w:pStyle w:val="Heading3"/>
@@ -3916,7 +3996,7 @@
           <w:numId w:val="1006"/>
         </w:numPr>
       </w:pPr>
-      <w:hyperlink r:id="rId36">
+      <w:hyperlink r:id="rId37">
         <w:r>
           <w:rPr>
             <w:rStyle w:val="VerbatimChar"/>
@@ -3964,7 +4044,7 @@
           <w:numId w:val="1006"/>
         </w:numPr>
       </w:pPr>
-      <w:hyperlink r:id="rId37">
+      <w:hyperlink r:id="rId38">
         <w:r>
           <w:rPr>
             <w:rStyle w:val="VerbatimChar"/>
@@ -4000,7 +4080,7 @@
           <w:numId w:val="1006"/>
         </w:numPr>
       </w:pPr>
-      <w:hyperlink r:id="rId38">
+      <w:hyperlink r:id="rId39">
         <w:r>
           <w:rPr>
             <w:rStyle w:val="VerbatimChar"/>
@@ -4036,7 +4116,7 @@
           <w:numId w:val="1006"/>
         </w:numPr>
       </w:pPr>
-      <w:hyperlink r:id="rId39">
+      <w:hyperlink r:id="rId40">
         <w:r>
           <w:rPr>
             <w:rStyle w:val="VerbatimChar"/>
@@ -4051,8 +4131,8 @@
         <w:t xml:space="preserve">— honest 80-item production-readiness review (HXC-1286)</w:t>
       </w:r>
     </w:p>
-    <w:bookmarkEnd w:id="40"/>
-    <w:bookmarkStart w:id="45" w:name="security"/>
+    <w:bookmarkEnd w:id="41"/>
+    <w:bookmarkStart w:id="46" w:name="security"/>
     <w:p>
       <w:pPr>
         <w:pStyle w:val="Heading3"/>
@@ -4069,7 +4149,7 @@
           <w:numId w:val="1007"/>
         </w:numPr>
       </w:pPr>
-      <w:hyperlink r:id="rId41">
+      <w:hyperlink r:id="rId42">
         <w:r>
           <w:rPr>
             <w:rStyle w:val="VerbatimChar"/>
@@ -4086,7 +4166,7 @@
       <w:r>
         <w:t xml:space="preserve"> </w:t>
       </w:r>
-      <w:hyperlink r:id="rId42">
+      <w:hyperlink r:id="rId43">
         <w:r>
           <w:rPr>
             <w:rStyle w:val="VerbatimChar"/>
@@ -4103,7 +4183,7 @@
       <w:r>
         <w:t xml:space="preserve"> </w:t>
       </w:r>
-      <w:hyperlink r:id="rId43">
+      <w:hyperlink r:id="rId44">
         <w:r>
           <w:rPr>
             <w:rStyle w:val="VerbatimChar"/>
@@ -4120,7 +4200,7 @@
       <w:r>
         <w:t xml:space="preserve"> </w:t>
       </w:r>
-      <w:hyperlink r:id="rId44">
+      <w:hyperlink r:id="rId45">
         <w:r>
           <w:rPr>
             <w:rStyle w:val="VerbatimChar"/>
@@ -4135,8 +4215,8 @@
         <w:t xml:space="preserve">— threat model, RBAC, TLS/mTLS, SBOM</w:t>
       </w:r>
     </w:p>
-    <w:bookmarkEnd w:id="45"/>
-    <w:bookmarkStart w:id="51" w:name="standards-process"/>
+    <w:bookmarkEnd w:id="46"/>
+    <w:bookmarkStart w:id="52" w:name="standards-process"/>
     <w:p>
       <w:pPr>
         <w:pStyle w:val="Heading3"/>
@@ -4153,7 +4233,7 @@
           <w:numId w:val="1008"/>
         </w:numPr>
       </w:pPr>
-      <w:hyperlink r:id="rId46">
+      <w:hyperlink r:id="rId47">
         <w:r>
           <w:rPr>
             <w:rStyle w:val="VerbatimChar"/>
@@ -4170,7 +4250,7 @@
       <w:r>
         <w:t xml:space="preserve"> </w:t>
       </w:r>
-      <w:hyperlink r:id="rId47">
+      <w:hyperlink r:id="rId48">
         <w:r>
           <w:rPr>
             <w:rStyle w:val="VerbatimChar"/>
@@ -4187,7 +4267,7 @@
       <w:r>
         <w:t xml:space="preserve"> </w:t>
       </w:r>
-      <w:hyperlink r:id="rId48">
+      <w:hyperlink r:id="rId49">
         <w:r>
           <w:rPr>
             <w:rStyle w:val="VerbatimChar"/>
@@ -4210,7 +4290,7 @@
           <w:numId w:val="1008"/>
         </w:numPr>
       </w:pPr>
-      <w:hyperlink r:id="rId49">
+      <w:hyperlink r:id="rId50">
         <w:r>
           <w:rPr>
             <w:rStyle w:val="VerbatimChar"/>
@@ -4233,7 +4313,7 @@
           <w:numId w:val="1008"/>
         </w:numPr>
       </w:pPr>
-      <w:hyperlink r:id="rId50">
+      <w:hyperlink r:id="rId51">
         <w:r>
           <w:rPr>
             <w:rStyle w:val="VerbatimChar"/>
@@ -4248,8 +4328,8 @@
         <w:t xml:space="preserve">— release history</w:t>
       </w:r>
     </w:p>
-    <w:bookmarkEnd w:id="51"/>
-    <w:bookmarkStart w:id="52" w:name="X31176231b28ba5be0f37bf2e74baf59aaa3f3d3"/>
+    <w:bookmarkEnd w:id="52"/>
+    <w:bookmarkStart w:id="53" w:name="X31176231b28ba5be0f37bf2e74baf59aaa3f3d3"/>
     <w:p>
       <w:pPr>
         <w:pStyle w:val="Heading3"/>
@@ -4324,9 +4404,9 @@
         <w:t xml:space="preserve">, with no escape hatch. The mandate restates and cites Constitution §11.4.106 and the project rules CLAUDE-3 / AGENT-2 / QWEN-2.</w:t>
       </w:r>
     </w:p>
-    <w:bookmarkEnd w:id="52"/>
     <w:bookmarkEnd w:id="53"/>
-    <w:bookmarkStart w:id="54" w:name="development-model"/>
+    <w:bookmarkEnd w:id="54"/>
+    <w:bookmarkStart w:id="55" w:name="development-model"/>
     <w:p>
       <w:pPr>
         <w:pStyle w:val="Heading2"/>
@@ -4427,8 +4507,8 @@
         <w:t xml:space="preserve">tests, and an independent mutation bite per item that must fail the item’s named guard test. No item is marked Completed without that proof.</w:t>
       </w:r>
     </w:p>
-    <w:bookmarkEnd w:id="54"/>
-    <w:bookmarkStart w:id="55" w:name="contributing"/>
+    <w:bookmarkEnd w:id="55"/>
+    <w:bookmarkStart w:id="56" w:name="contributing"/>
     <w:p>
       <w:pPr>
         <w:pStyle w:val="Heading2"/>
@@ -4494,8 +4574,8 @@
         <w:t xml:space="preserve">Commit and open a Pull Request</w:t>
       </w:r>
     </w:p>
-    <w:bookmarkEnd w:id="55"/>
-    <w:bookmarkStart w:id="57" w:name="license"/>
+    <w:bookmarkEnd w:id="56"/>
+    <w:bookmarkStart w:id="58" w:name="license"/>
     <w:p>
       <w:pPr>
         <w:pStyle w:val="Heading2"/>
@@ -4514,7 +4594,7 @@
       <w:r>
         <w:t xml:space="preserve"> </w:t>
       </w:r>
-      <w:hyperlink r:id="rId56">
+      <w:hyperlink r:id="rId57">
         <w:r>
           <w:rPr>
             <w:rStyle w:val="Hyperlink"/>
@@ -4529,8 +4609,8 @@
         <w:t xml:space="preserve">for details.</w:t>
       </w:r>
     </w:p>
-    <w:bookmarkEnd w:id="57"/>
     <w:bookmarkEnd w:id="58"/>
+    <w:bookmarkEnd w:id="59"/>
     <w:sectPr>
       <w:footnotePr>
         <w:numRestart w:val="eachSect"/>
